--- a/Proposal_Recovera.docx
+++ b/Proposal_Recovera.docx
@@ -45,9 +45,12 @@
         <w:autoSpaceDE w:val="0"/>
         <w:autoSpaceDN w:val="0"/>
         <w:adjustRightInd w:val="0"/>
-        <w:spacing w:after="0" w:line="351" w:lineRule="exact"/>
+        <w:spacing w:after="0" w:line="239" w:lineRule="auto"/>
+        <w:jc w:val="center"/>
         <w:rPr>
           <w:rFonts w:ascii="Book Antiqua" w:hAnsi="Book Antiqua"/>
+          <w:b/>
+          <w:bCs/>
           <w:sz w:val="21"/>
           <w:szCs w:val="21"/>
         </w:rPr>
@@ -59,14 +62,28 @@
         <w:autoSpaceDE w:val="0"/>
         <w:autoSpaceDN w:val="0"/>
         <w:adjustRightInd w:val="0"/>
-        <w:spacing w:after="0" w:line="200" w:lineRule="exact"/>
+        <w:spacing w:after="0" w:line="239" w:lineRule="auto"/>
         <w:jc w:val="center"/>
         <w:rPr>
           <w:rFonts w:ascii="Book Antiqua" w:hAnsi="Book Antiqua"/>
+          <w:b/>
+          <w:bCs/>
           <w:sz w:val="21"/>
           <w:szCs w:val="21"/>
-        </w:rPr>
-      </w:pPr>
+          <w:lang w:val="id-ID"/>
+        </w:rPr>
+      </w:pPr>
+      <w:r>
+        <w:rPr>
+          <w:rFonts w:ascii="Book Antiqua" w:hAnsi="Book Antiqua"/>
+          <w:b/>
+          <w:bCs/>
+          <w:sz w:val="21"/>
+          <w:szCs w:val="21"/>
+          <w:lang w:val="id-ID"/>
+        </w:rPr>
+        <w:t>ANALISIS GIOMETRI LANDMARK WAJAH MENGGUNAKAN MEDIAPIPE UNTUK DETEKSI MASKING EMOTION (SENYUM PALSU) SEBAGAI INDIKATOR AWAL STRES KERJA</w:t>
+      </w:r>
       <w:r>
         <w:rPr>
           <w:noProof/>
@@ -132,17 +149,6 @@
           </wp:anchor>
         </w:drawing>
       </w:r>
-      <w:r>
-        <w:rPr>
-          <w:rFonts w:ascii="Book Antiqua" w:hAnsi="Book Antiqua"/>
-          <w:b/>
-          <w:bCs/>
-          <w:sz w:val="21"/>
-          <w:szCs w:val="21"/>
-          <w:lang w:val="id-ID"/>
-        </w:rPr>
-        <w:t>Analisis Giometri Landmark Wajah Menggunakan MediaPipe untuk Deteksi Masking Emotion (Senyum Palsu) sebagai Indikator Awal Stres Kerja</w:t>
-      </w:r>
     </w:p>
     <w:p>
       <w:pPr>
@@ -1062,6 +1068,249 @@
     </w:p>
     <w:p>
       <w:pPr>
+        <w:spacing w:line="360" w:lineRule="auto"/>
+        <w:jc w:val="center"/>
+        <w:rPr>
+          <w:rFonts w:ascii="Times New Roman" w:hAnsi="Times New Roman" w:cs="Times New Roman"/>
+          <w:b/>
+          <w:bCs/>
+          <w:sz w:val="24"/>
+          <w:szCs w:val="24"/>
+          <w:lang w:val="id-ID"/>
+        </w:rPr>
+      </w:pPr>
+      <w:r>
+        <w:rPr>
+          <w:rFonts w:ascii="Times New Roman" w:hAnsi="Times New Roman" w:cs="Times New Roman"/>
+          <w:b/>
+          <w:bCs/>
+          <w:sz w:val="24"/>
+          <w:szCs w:val="24"/>
+          <w:lang w:val="id-ID"/>
+        </w:rPr>
+        <w:lastRenderedPageBreak/>
+        <w:t>LEMBAR PERSETUJUAN</w:t>
+      </w:r>
+    </w:p>
+    <w:p>
+      <w:pPr>
+        <w:spacing w:line="360" w:lineRule="auto"/>
+        <w:jc w:val="center"/>
+        <w:rPr>
+          <w:rFonts w:ascii="Times New Roman" w:hAnsi="Times New Roman" w:cs="Times New Roman"/>
+          <w:b/>
+          <w:bCs/>
+          <w:sz w:val="24"/>
+          <w:szCs w:val="24"/>
+          <w:lang w:val="id-ID"/>
+        </w:rPr>
+      </w:pPr>
+    </w:p>
+    <w:p>
+      <w:pPr>
+        <w:pStyle w:val="ListParagraph"/>
+        <w:spacing w:line="360" w:lineRule="auto"/>
+        <w:ind w:left="284"/>
+        <w:jc w:val="both"/>
+        <w:rPr>
+          <w:rFonts w:ascii="Times New Roman" w:hAnsi="Times New Roman" w:cs="Times New Roman"/>
+          <w:lang w:val="sv-SE"/>
+        </w:rPr>
+      </w:pPr>
+    </w:p>
+    <w:p>
+      <w:pPr>
+        <w:rPr>
+          <w:rFonts w:ascii="Times New Roman" w:eastAsiaTheme="minorEastAsia" w:hAnsi="Times New Roman" w:cs="Times New Roman"/>
+          <w:sz w:val="24"/>
+          <w:szCs w:val="24"/>
+          <w:lang w:val="sv-SE"/>
+        </w:rPr>
+      </w:pPr>
+      <w:r>
+        <w:rPr>
+          <w:rFonts w:ascii="Times New Roman" w:hAnsi="Times New Roman" w:cs="Times New Roman"/>
+          <w:lang w:val="sv-SE"/>
+        </w:rPr>
+        <w:br w:type="page"/>
+      </w:r>
+    </w:p>
+    <w:p>
+      <w:pPr>
+        <w:spacing w:line="360" w:lineRule="auto"/>
+        <w:jc w:val="center"/>
+        <w:rPr>
+          <w:rFonts w:ascii="Times New Roman" w:hAnsi="Times New Roman" w:cs="Times New Roman"/>
+          <w:b/>
+          <w:bCs/>
+          <w:sz w:val="24"/>
+          <w:szCs w:val="24"/>
+          <w:lang w:val="id-ID"/>
+        </w:rPr>
+      </w:pPr>
+      <w:r>
+        <w:rPr>
+          <w:rFonts w:ascii="Times New Roman" w:hAnsi="Times New Roman" w:cs="Times New Roman"/>
+          <w:b/>
+          <w:bCs/>
+          <w:sz w:val="24"/>
+          <w:szCs w:val="24"/>
+          <w:lang w:val="id-ID"/>
+        </w:rPr>
+        <w:t>MOTTO DAN PERSEMBAHAN</w:t>
+      </w:r>
+    </w:p>
+    <w:p>
+      <w:pPr>
+        <w:spacing w:line="360" w:lineRule="auto"/>
+        <w:rPr>
+          <w:rFonts w:ascii="Times New Roman" w:hAnsi="Times New Roman" w:cs="Times New Roman"/>
+          <w:sz w:val="24"/>
+          <w:szCs w:val="24"/>
+          <w:lang w:val="id-ID"/>
+        </w:rPr>
+      </w:pPr>
+    </w:p>
+    <w:p>
+      <w:pPr>
+        <w:rPr>
+          <w:rFonts w:ascii="Times New Roman" w:hAnsi="Times New Roman" w:cs="Times New Roman"/>
+          <w:sz w:val="24"/>
+          <w:szCs w:val="24"/>
+          <w:lang w:val="id-ID"/>
+        </w:rPr>
+      </w:pPr>
+      <w:r>
+        <w:rPr>
+          <w:rFonts w:ascii="Times New Roman" w:hAnsi="Times New Roman" w:cs="Times New Roman"/>
+          <w:sz w:val="24"/>
+          <w:szCs w:val="24"/>
+          <w:lang w:val="id-ID"/>
+        </w:rPr>
+        <w:br w:type="page"/>
+      </w:r>
+    </w:p>
+    <w:p>
+      <w:pPr>
+        <w:spacing w:line="360" w:lineRule="auto"/>
+        <w:jc w:val="center"/>
+        <w:rPr>
+          <w:rFonts w:ascii="Times New Roman" w:hAnsi="Times New Roman" w:cs="Times New Roman"/>
+          <w:b/>
+          <w:bCs/>
+          <w:sz w:val="24"/>
+          <w:szCs w:val="24"/>
+          <w:lang w:val="id-ID"/>
+        </w:rPr>
+      </w:pPr>
+      <w:r>
+        <w:rPr>
+          <w:rFonts w:ascii="Times New Roman" w:hAnsi="Times New Roman" w:cs="Times New Roman"/>
+          <w:b/>
+          <w:bCs/>
+          <w:sz w:val="24"/>
+          <w:szCs w:val="24"/>
+          <w:lang w:val="id-ID"/>
+        </w:rPr>
+        <w:t>KATA PENGANTAR</w:t>
+      </w:r>
+    </w:p>
+    <w:p>
+      <w:pPr>
+        <w:spacing w:line="360" w:lineRule="auto"/>
+        <w:rPr>
+          <w:rFonts w:ascii="Times New Roman" w:hAnsi="Times New Roman" w:cs="Times New Roman"/>
+          <w:sz w:val="24"/>
+          <w:szCs w:val="24"/>
+          <w:lang w:val="id-ID"/>
+        </w:rPr>
+      </w:pPr>
+    </w:p>
+    <w:p>
+      <w:pPr>
+        <w:rPr>
+          <w:rFonts w:ascii="Times New Roman" w:hAnsi="Times New Roman" w:cs="Times New Roman"/>
+          <w:sz w:val="24"/>
+          <w:szCs w:val="24"/>
+          <w:lang w:val="id-ID"/>
+        </w:rPr>
+      </w:pPr>
+      <w:r>
+        <w:rPr>
+          <w:rFonts w:ascii="Times New Roman" w:hAnsi="Times New Roman" w:cs="Times New Roman"/>
+          <w:sz w:val="24"/>
+          <w:szCs w:val="24"/>
+          <w:lang w:val="id-ID"/>
+        </w:rPr>
+        <w:br w:type="page"/>
+      </w:r>
+    </w:p>
+    <w:p>
+      <w:pPr>
+        <w:spacing w:line="360" w:lineRule="auto"/>
+        <w:jc w:val="center"/>
+        <w:rPr>
+          <w:rFonts w:ascii="Book Antiqua" w:hAnsi="Book Antiqua" w:cs="Times New Roman"/>
+          <w:b/>
+          <w:bCs/>
+          <w:sz w:val="21"/>
+          <w:szCs w:val="21"/>
+          <w:lang w:val="id-ID"/>
+        </w:rPr>
+      </w:pPr>
+      <w:r>
+        <w:rPr>
+          <w:rFonts w:ascii="Book Antiqua" w:hAnsi="Book Antiqua" w:cs="Times New Roman"/>
+          <w:b/>
+          <w:bCs/>
+          <w:sz w:val="21"/>
+          <w:szCs w:val="21"/>
+          <w:lang w:val="id-ID"/>
+        </w:rPr>
+        <w:t>DAFTAR ISI</w:t>
+      </w:r>
+    </w:p>
+    <w:p>
+      <w:pPr>
+        <w:spacing w:line="360" w:lineRule="auto"/>
+        <w:rPr>
+          <w:rFonts w:ascii="Book Antiqua" w:hAnsi="Book Antiqua" w:cs="Times New Roman"/>
+          <w:sz w:val="21"/>
+          <w:szCs w:val="21"/>
+          <w:lang w:val="id-ID"/>
+        </w:rPr>
+      </w:pPr>
+    </w:p>
+    <w:p>
+      <w:pPr>
+        <w:spacing w:line="360" w:lineRule="auto"/>
+        <w:rPr>
+          <w:rFonts w:ascii="Times New Roman" w:hAnsi="Times New Roman" w:cs="Times New Roman"/>
+          <w:sz w:val="24"/>
+          <w:szCs w:val="24"/>
+          <w:lang w:val="id-ID"/>
+        </w:rPr>
+      </w:pPr>
+    </w:p>
+    <w:p>
+      <w:pPr>
+        <w:rPr>
+          <w:rFonts w:ascii="Times New Roman" w:eastAsiaTheme="minorEastAsia" w:hAnsi="Times New Roman" w:cs="Times New Roman"/>
+          <w:sz w:val="24"/>
+          <w:szCs w:val="24"/>
+          <w:lang w:val="sv-SE"/>
+        </w:rPr>
+      </w:pPr>
+      <w:r>
+        <w:rPr>
+          <w:rFonts w:ascii="Times New Roman" w:hAnsi="Times New Roman" w:cs="Times New Roman"/>
+          <w:lang w:val="sv-SE"/>
+        </w:rPr>
+        <w:br w:type="page"/>
+      </w:r>
+    </w:p>
+    <w:p>
+      <w:pPr>
         <w:pStyle w:val="ListParagraph"/>
         <w:numPr>
           <w:ilvl w:val="0"/>
@@ -1081,22 +1330,19 @@
           <w:b/>
           <w:lang w:val="sv-SE"/>
         </w:rPr>
-        <w:lastRenderedPageBreak/>
         <w:t>Judul:</w:t>
       </w:r>
       <w:r>
         <w:rPr>
           <w:lang w:val="id-ID"/>
         </w:rPr>
-        <w:t xml:space="preserve"> ANALISIS GIO</w:t>
-      </w:r>
-      <w:bookmarkStart w:id="0" w:name="_GoBack"/>
-      <w:bookmarkEnd w:id="0"/>
-      <w:r>
-        <w:rPr>
-          <w:lang w:val="id-ID"/>
-        </w:rPr>
-        <w:t>METRI LANDMARK WAJAH MENGGUNAKAN MEDIAPIPE UNTUK DETEKSI MASKING EMOTION (SENYUM PALSU) SEBAGAI INDIKATOR AWAL STRES</w:t>
+        <w:t xml:space="preserve"> </w:t>
+      </w:r>
+      <w:r>
+        <w:rPr>
+          <w:lang w:val="id-ID"/>
+        </w:rPr>
+        <w:t>ANALISIS GIOMETRI LANDMARK WAJAH MENGGUNAKAN MEDIAPIPE UNTUK DETEKSI MASKING EMOTION (SENYUM PALSU) SEBAGAI INDIKATOR AWAL STRES</w:t>
       </w:r>
       <w:r>
         <w:rPr>
@@ -1139,15 +1385,80 @@
           <w:iCs/>
           <w:sz w:val="24"/>
           <w:szCs w:val="24"/>
-        </w:rPr>
-      </w:pPr>
-      <w:r>
-        <w:rPr>
-          <w:rFonts w:asciiTheme="majorBidi" w:hAnsiTheme="majorBidi" w:cstheme="majorBidi"/>
-          <w:sz w:val="24"/>
-          <w:szCs w:val="24"/>
-        </w:rPr>
-        <w:t>Memasuki era globalisai masa kini, pemanfaatan sistem informasi semakin berkembang. Salah satunya yaitu sistem pendukung keputusan atau Decission Support System (DSS) yang merupakan bagian sistem informasi untuk memudahkan pengambilan keputusan baik untuk jangka pendek, menengah maupun jangka panjang. Sejumlah keputusan yang diambil tidak hanya berhubungan dengan bisnis, namun juga dapat berhubungan dengan bidang-bidang lain, seperti bidang agama</w:t>
+          <w:lang w:val="id-ID"/>
+        </w:rPr>
+      </w:pPr>
+      <w:r>
+        <w:rPr>
+          <w:rFonts w:asciiTheme="majorBidi" w:hAnsiTheme="majorBidi" w:cstheme="majorBidi"/>
+          <w:sz w:val="24"/>
+          <w:szCs w:val="24"/>
+        </w:rPr>
+        <w:t>Di era transformasi digital pendidikan global saat ini, integrasi teknologi dan platform pembelajaran daring (</w:t>
+      </w:r>
+      <w:r>
+        <w:rPr>
+          <w:rFonts w:asciiTheme="majorBidi" w:hAnsiTheme="majorBidi" w:cstheme="majorBidi"/>
+          <w:sz w:val="24"/>
+          <w:szCs w:val="24"/>
+        </w:rPr>
+        <w:t>e-learning</w:t>
+      </w:r>
+      <w:r>
+        <w:rPr>
+          <w:rFonts w:asciiTheme="majorBidi" w:hAnsiTheme="majorBidi" w:cstheme="majorBidi"/>
+          <w:sz w:val="24"/>
+          <w:szCs w:val="24"/>
+        </w:rPr>
+        <w:t>) idealnya mampu meningkatkan efisiensi akademik mahasiswa tanpa harus mengorbankan kesejahteraan fisik maupun mental mereka. Dalam ekosistem akademik yang ideal, lingkungan belajar digital yang dirancang dengan baik seharusnya beroperasi sebagai ruang yang aman, inklusif, dan adaptif untuk mendukung pencapaian performa kognitif yang optimal (Huang dkk., 2026). Mahasiswa idealnya memiliki tingkat kesadaran diri (</w:t>
+      </w:r>
+      <w:r>
+        <w:rPr>
+          <w:rFonts w:asciiTheme="majorBidi" w:hAnsiTheme="majorBidi" w:cstheme="majorBidi"/>
+          <w:sz w:val="24"/>
+          <w:szCs w:val="24"/>
+        </w:rPr>
+        <w:t>self-awareness</w:t>
+      </w:r>
+      <w:r>
+        <w:rPr>
+          <w:rFonts w:asciiTheme="majorBidi" w:hAnsiTheme="majorBidi" w:cstheme="majorBidi"/>
+          <w:sz w:val="24"/>
+          <w:szCs w:val="24"/>
+        </w:rPr>
+        <w:t>) yang tinggi untuk mengenali batas kemampuan kognitif dan tingkat kelelahan mereka secara mandiri. Di sisi lain, infrastruktur pendukung di lingkungan pendidikan tinggi idealnya menyediakan sistem pemantauan kesehatan mental yang praktis, objektif, dan berbasis data waktu nyata (</w:t>
+      </w:r>
+      <w:r>
+        <w:rPr>
+          <w:rFonts w:asciiTheme="majorBidi" w:hAnsiTheme="majorBidi" w:cstheme="majorBidi"/>
+          <w:sz w:val="24"/>
+          <w:szCs w:val="24"/>
+        </w:rPr>
+        <w:t>real-time metrics</w:t>
+      </w:r>
+      <w:r>
+        <w:rPr>
+          <w:rFonts w:asciiTheme="majorBidi" w:hAnsiTheme="majorBidi" w:cstheme="majorBidi"/>
+          <w:sz w:val="24"/>
+          <w:szCs w:val="24"/>
+        </w:rPr>
+        <w:t>). Melalui kehadiran sistem manajemen perilaku yang canggih ini, gejala awal penurunan kualitas hidup mahasiswa dapat dideteksi sejak dini, sehingga tindakan preventif dan rekomendasi pemulihan (</w:t>
+      </w:r>
+      <w:r>
+        <w:rPr>
+          <w:rFonts w:asciiTheme="majorBidi" w:hAnsiTheme="majorBidi" w:cstheme="majorBidi"/>
+          <w:sz w:val="24"/>
+          <w:szCs w:val="24"/>
+        </w:rPr>
+        <w:t>recovery</w:t>
+      </w:r>
+      <w:r>
+        <w:rPr>
+          <w:rFonts w:asciiTheme="majorBidi" w:hAnsiTheme="majorBidi" w:cstheme="majorBidi"/>
+          <w:sz w:val="24"/>
+          <w:szCs w:val="24"/>
+        </w:rPr>
+        <w:t>) yang adaptif dapat diberikan secara tepat sebelum mahasiswa mengalami penurunan performa (Sirisha dkk., 2025)</w:t>
       </w:r>
       <w:r>
         <w:rPr>
@@ -1170,10 +1481,35 @@
         </w:rPr>
       </w:pPr>
       <w:r>
-        <w:rPr>
-          <w:rFonts w:asciiTheme="majorBidi" w:hAnsiTheme="majorBidi" w:cstheme="majorBidi"/>
-        </w:rPr>
-        <w:t xml:space="preserve">Dalam agama Islam zakat merupakan pembersih dari harta kekayaan yaitu dengan menyisihkan sebagian harta kekayaan bila telah mencapai waktu dan besaran jumlahnya. Selain membersihkan dari harta kekayaan, zakat juga meringankan beban mustahik (orang yang berhak menerima zakat). Di Indonesia yang mayoritas pemeluk agama Islam, masalah zakat menjadi hal yang penting untuk dimaksimalkan pengelolaannya yang nantinya berguna untuk mengatasi masalah kemiskinan. </w:t>
+        <w:t>Namun, realita yang terjadi di lapangan saat ini menunjukkan kesenjangan yang sangat masif akibat fenomena pandemi kelelahan digital (</w:t>
+      </w:r>
+      <w:r>
+        <w:t>digital fatigue</w:t>
+      </w:r>
+      <w:r>
+        <w:t>). Tingginya intensitas aktivitas akademik yang beralih ke ranah digital, yang diperparah oleh melonjaknya waktu layar (</w:t>
+      </w:r>
+      <w:r>
+        <w:t>screen time</w:t>
+      </w:r>
+      <w:r>
+        <w:t xml:space="preserve">) untuk konsumsi media sosial, telah memicu kemerosotan durasi tidur secara linear dan peningkatan akumulasi stres harian di kalangan mahasiswa (Andika, 2026). Stresor digital eksternal dan gangguan pola tidur ini menjadi faktor pemicu utama yang mengeskalasi risiko gangguan kesehatan mental serta memicu </w:t>
+      </w:r>
+      <w:r>
+        <w:rPr>
+          <w:i/>
+          <w:iCs/>
+        </w:rPr>
+        <w:t>academic burnout</w:t>
+      </w:r>
+      <w:r>
+        <w:t xml:space="preserve"> kronis yang sering kali tidak disadari oleh mahasiswa (Junianto dkk., 2025). Masalah ini semakin diperparah oleh keterbatasan metode evaluasi kesehatan mental tradisional saat ini yang mayoritas masih mengandalkan kuesioner mandiri (</w:t>
+      </w:r>
+      <w:r>
+        <w:t>self-assessment</w:t>
+      </w:r>
+      <w:r>
+        <w:t>). Metode konvensional tersebut tidak hanya menyita waktu dan bersifat pasif, tetapi juga sangat subjektif serta rentan terhadap bias pelaporan, sehingga gagal memberikan intervensi yang cepat dan tepat pada saat kondisi psikologis mahasiswa mulai memburuk.</w:t>
       </w:r>
     </w:p>
     <w:p>
@@ -1193,183 +1529,209 @@
           <w:sz w:val="24"/>
           <w:szCs w:val="24"/>
         </w:rPr>
-        <w:t>Menurut undang-undang nomor 23 tahun 2011 tentang pengelolaan zakat, menyatakan bahwa pengelolaan zakat dilakukan oleh badan amil zakat nasional dan lembaga amil zakat. Lembaga Amil Zakat Infaq dan Shadaqah Muhammadiyah (LAZISMU) adalah lembaga zakat tingkat nasional yang berkhidmat dalam pemberdayaan masyarakat melalui pendayagunaan secara produktif dana zakat, infaq, wakaf dan dana kedermawanan lainnya baik dari perseorangan, lembaga, perusahaan dan instansi lainnya. LAZISMU berkedudukan di tiap Provinsi, Kabupaten/Kota, Kecamatan bahkan di Kelurahan. Salah satu LAZISMU yang berdiri diting</w:t>
-      </w:r>
-      <w:r>
-        <w:rPr>
-          <w:rFonts w:asciiTheme="majorBidi" w:hAnsiTheme="majorBidi" w:cstheme="majorBidi"/>
-          <w:sz w:val="24"/>
-          <w:szCs w:val="24"/>
-        </w:rPr>
-        <w:t xml:space="preserve">kat kecamatan adalah LAZISMU </w:t>
-      </w:r>
-      <w:r>
-        <w:rPr>
-          <w:rFonts w:asciiTheme="majorBidi" w:hAnsiTheme="majorBidi" w:cstheme="majorBidi"/>
-          <w:sz w:val="24"/>
-          <w:szCs w:val="24"/>
-        </w:rPr>
-        <w:t xml:space="preserve"> Kota Yogyakarta. Penyal</w:t>
-      </w:r>
-      <w:r>
-        <w:rPr>
-          <w:rFonts w:asciiTheme="majorBidi" w:hAnsiTheme="majorBidi" w:cstheme="majorBidi"/>
-          <w:sz w:val="24"/>
-          <w:szCs w:val="24"/>
-        </w:rPr>
-        <w:t xml:space="preserve">uran zakat pada LAZISMU </w:t>
-      </w:r>
-      <w:r>
-        <w:rPr>
-          <w:rFonts w:asciiTheme="majorBidi" w:hAnsiTheme="majorBidi" w:cstheme="majorBidi"/>
-          <w:sz w:val="24"/>
-          <w:szCs w:val="24"/>
-        </w:rPr>
-        <w:t xml:space="preserve"> didistribusikan pada setiap program pendayagunaan diantaranya penyerahan secara langsung kepada fakir miskin, program bantuan pendidikan, bantuan bencana alam, dsb</w:t>
-      </w:r>
-    </w:p>
-    <w:p>
-      <w:pPr>
-        <w:spacing w:after="0" w:line="360" w:lineRule="auto"/>
-        <w:ind w:firstLine="720"/>
-        <w:jc w:val="both"/>
-        <w:rPr>
-          <w:rFonts w:asciiTheme="majorBidi" w:hAnsiTheme="majorBidi" w:cstheme="majorBidi"/>
-          <w:sz w:val="24"/>
-          <w:szCs w:val="24"/>
-        </w:rPr>
-      </w:pPr>
-      <w:r>
-        <w:rPr>
-          <w:rFonts w:asciiTheme="majorBidi" w:hAnsiTheme="majorBidi" w:cstheme="majorBidi"/>
-          <w:sz w:val="24"/>
-          <w:szCs w:val="24"/>
-        </w:rPr>
-        <w:t xml:space="preserve">Masalah yang sering dijumpai adalah permohonan zakat bantuan yang masuk sangat banyak akan tetapi berbanding terbalik dengan pemasukan yang ada </w:t>
-      </w:r>
-      <w:r>
-        <w:rPr>
-          <w:rFonts w:asciiTheme="majorBidi" w:hAnsiTheme="majorBidi" w:cstheme="majorBidi"/>
-          <w:sz w:val="24"/>
-          <w:szCs w:val="24"/>
-        </w:rPr>
-        <w:t>di LAZISMU</w:t>
-      </w:r>
-      <w:r>
-        <w:rPr>
-          <w:rFonts w:asciiTheme="majorBidi" w:hAnsiTheme="majorBidi" w:cstheme="majorBidi"/>
-          <w:sz w:val="24"/>
-          <w:szCs w:val="24"/>
-        </w:rPr>
-        <w:t>. Selain itu juga proses seleksi penerima zakat /bantuan masih menggunakan cara manual sehingga, sering menimbulkan masalah lain seperti lamanya proses pemilihan dan terjadinya salah hitung sehingga menimbulkan kurang akuratnya hasil seleksi mustahik</w:t>
-      </w:r>
-    </w:p>
-    <w:p>
-      <w:pPr>
-        <w:spacing w:after="0" w:line="360" w:lineRule="auto"/>
-        <w:ind w:firstLine="720"/>
-        <w:jc w:val="both"/>
-        <w:rPr>
-          <w:rFonts w:asciiTheme="majorBidi" w:hAnsiTheme="majorBidi" w:cstheme="majorBidi"/>
+        <w:t xml:space="preserve">Guna menjembatani jurang pemisah antara krisis kelelahan digital dan subjektivitas alat monitoring konvensional tersebut, </w:t>
+      </w:r>
+      <w:r>
+        <w:rPr>
+          <w:rFonts w:asciiTheme="majorBidi" w:hAnsiTheme="majorBidi" w:cstheme="majorBidi"/>
+          <w:sz w:val="24"/>
+          <w:szCs w:val="24"/>
+        </w:rPr>
+        <w:t>Recovera</w:t>
+      </w:r>
+      <w:r>
+        <w:rPr>
+          <w:rFonts w:asciiTheme="majorBidi" w:hAnsiTheme="majorBidi" w:cstheme="majorBidi"/>
+          <w:sz w:val="24"/>
+          <w:szCs w:val="24"/>
+        </w:rPr>
+        <w:t xml:space="preserve"> hadir sebagai solusi inovatif berupa </w:t>
+      </w:r>
+      <w:r>
+        <w:rPr>
+          <w:rFonts w:asciiTheme="majorBidi" w:hAnsiTheme="majorBidi" w:cstheme="majorBidi"/>
+          <w:sz w:val="24"/>
+          <w:szCs w:val="24"/>
+        </w:rPr>
+        <w:t>Dashboard Multimodal AI System</w:t>
+      </w:r>
+      <w:r>
+        <w:rPr>
+          <w:rFonts w:asciiTheme="majorBidi" w:hAnsiTheme="majorBidi" w:cstheme="majorBidi"/>
+          <w:sz w:val="24"/>
+          <w:szCs w:val="24"/>
+        </w:rPr>
+        <w:t xml:space="preserve"> yang dirancang khusus untuk ekosistem akademis mahasiswa. Recovera mentransformasi metode pemantauan kesehatan mental menjadi lebih objektif dan adaptif dengan menerapkan pendekatan </w:t>
+      </w:r>
+      <w:r>
+        <w:rPr>
+          <w:rFonts w:asciiTheme="majorBidi" w:hAnsiTheme="majorBidi" w:cstheme="majorBidi"/>
+          <w:sz w:val="24"/>
+          <w:szCs w:val="24"/>
+        </w:rPr>
+        <w:t>Hybrid AI</w:t>
+      </w:r>
+      <w:r>
+        <w:rPr>
+          <w:rFonts w:asciiTheme="majorBidi" w:hAnsiTheme="majorBidi" w:cstheme="majorBidi"/>
+          <w:sz w:val="24"/>
+          <w:szCs w:val="24"/>
+        </w:rPr>
+        <w:t xml:space="preserve"> yang mengawinkan analisis data tabular kebiasaan harian (</w:t>
+      </w:r>
+      <w:r>
+        <w:rPr>
+          <w:rFonts w:asciiTheme="majorBidi" w:hAnsiTheme="majorBidi" w:cstheme="majorBidi"/>
+          <w:sz w:val="24"/>
+          <w:szCs w:val="24"/>
+        </w:rPr>
+        <w:t>Daily Check</w:t>
+      </w:r>
+      <w:r>
+        <w:rPr>
+          <w:rFonts w:asciiTheme="majorBidi" w:hAnsiTheme="majorBidi" w:cstheme="majorBidi"/>
+          <w:sz w:val="24"/>
+          <w:szCs w:val="24"/>
+        </w:rPr>
+        <w:t>) dengan validasi fisik visual wajah secara langsung (</w:t>
+      </w:r>
+      <w:r>
+        <w:rPr>
+          <w:rFonts w:asciiTheme="majorBidi" w:hAnsiTheme="majorBidi" w:cstheme="majorBidi"/>
+          <w:sz w:val="24"/>
+          <w:szCs w:val="24"/>
+        </w:rPr>
+        <w:t>Face Check</w:t>
+      </w:r>
+      <w:r>
+        <w:rPr>
+          <w:rFonts w:asciiTheme="majorBidi" w:hAnsiTheme="majorBidi" w:cstheme="majorBidi"/>
+          <w:sz w:val="24"/>
+          <w:szCs w:val="24"/>
+        </w:rPr>
+        <w:t xml:space="preserve">). Penggunaan data </w:t>
+      </w:r>
+      <w:r>
+        <w:rPr>
+          <w:rFonts w:asciiTheme="majorBidi" w:hAnsiTheme="majorBidi" w:cstheme="majorBidi"/>
+          <w:sz w:val="24"/>
+          <w:szCs w:val="24"/>
+        </w:rPr>
+        <w:t>multimodal</w:t>
+      </w:r>
+      <w:r>
+        <w:rPr>
+          <w:rFonts w:asciiTheme="majorBidi" w:hAnsiTheme="majorBidi" w:cstheme="majorBidi"/>
+          <w:sz w:val="24"/>
+          <w:szCs w:val="24"/>
+        </w:rPr>
+        <w:t xml:space="preserve"> (seperti pelacakan titik wajah via </w:t>
+      </w:r>
+      <w:r>
+        <w:rPr>
+          <w:rFonts w:asciiTheme="majorBidi" w:hAnsiTheme="majorBidi" w:cstheme="majorBidi"/>
+          <w:sz w:val="24"/>
+          <w:szCs w:val="24"/>
+        </w:rPr>
+        <w:t>MediaPipe Face Mesh</w:t>
+      </w:r>
+      <w:r>
+        <w:rPr>
+          <w:rFonts w:asciiTheme="majorBidi" w:hAnsiTheme="majorBidi" w:cstheme="majorBidi"/>
+          <w:sz w:val="24"/>
+          <w:szCs w:val="24"/>
+        </w:rPr>
+        <w:t xml:space="preserve">) terbukti secara ilmiah sangat layak dan akurat digunakan sebagai </w:t>
+      </w:r>
+      <w:r>
+        <w:rPr>
+          <w:rFonts w:asciiTheme="majorBidi" w:hAnsiTheme="majorBidi" w:cstheme="majorBidi"/>
+          <w:sz w:val="24"/>
+          <w:szCs w:val="24"/>
+        </w:rPr>
+        <w:t>digital biomarke</w:t>
+      </w:r>
+      <w:r>
+        <w:rPr>
+          <w:rFonts w:asciiTheme="majorBidi" w:hAnsiTheme="majorBidi" w:cstheme="majorBidi"/>
+          <w:i/>
           <w:iCs/>
           <w:sz w:val="24"/>
           <w:szCs w:val="24"/>
         </w:rPr>
-      </w:pPr>
-      <w:r>
-        <w:rPr>
-          <w:rFonts w:asciiTheme="majorBidi" w:hAnsiTheme="majorBidi" w:cstheme="majorBidi"/>
-          <w:sz w:val="24"/>
-          <w:szCs w:val="24"/>
-        </w:rPr>
-        <w:t>Berdasarkan hal-hal diatas, dibuatlah suatu sistem pendukung keputusan menggunakan metode Weighted Product (WP) sebagai model penyelesaian untuk memberikan keputusan dalam aplikasi pemilihan pene</w:t>
-      </w:r>
-      <w:r>
-        <w:rPr>
-          <w:rFonts w:asciiTheme="majorBidi" w:hAnsiTheme="majorBidi" w:cstheme="majorBidi"/>
-          <w:sz w:val="24"/>
-          <w:szCs w:val="24"/>
-        </w:rPr>
-        <w:t>rima zakat di LAZISMU</w:t>
-      </w:r>
-      <w:r>
-        <w:rPr>
-          <w:rFonts w:asciiTheme="majorBidi" w:hAnsiTheme="majorBidi" w:cstheme="majorBidi"/>
-          <w:sz w:val="24"/>
-          <w:szCs w:val="24"/>
-          <w:lang w:val="id-ID"/>
-        </w:rPr>
-        <w:t xml:space="preserve"> </w:t>
-      </w:r>
-      <w:r>
-        <w:rPr>
-          <w:rFonts w:asciiTheme="majorBidi" w:hAnsiTheme="majorBidi" w:cstheme="majorBidi"/>
-          <w:sz w:val="24"/>
-          <w:szCs w:val="24"/>
-          <w:lang w:val="id-ID"/>
-        </w:rPr>
-        <w:t xml:space="preserve">Kota </w:t>
-      </w:r>
-      <w:r>
-        <w:rPr>
-          <w:rFonts w:asciiTheme="majorBidi" w:hAnsiTheme="majorBidi" w:cstheme="majorBidi"/>
-          <w:sz w:val="24"/>
-          <w:szCs w:val="24"/>
-          <w:lang w:val="id-ID"/>
-        </w:rPr>
-        <w:t>Yogyakarta</w:t>
-      </w:r>
-      <w:r>
-        <w:rPr>
-          <w:rFonts w:asciiTheme="majorBidi" w:hAnsiTheme="majorBidi" w:cstheme="majorBidi"/>
-          <w:sz w:val="24"/>
-          <w:szCs w:val="24"/>
-        </w:rPr>
-        <w:t>. Diharapkan dengan sistem ini dapa</w:t>
-      </w:r>
-      <w:r>
-        <w:rPr>
-          <w:rFonts w:asciiTheme="majorBidi" w:hAnsiTheme="majorBidi" w:cstheme="majorBidi"/>
-          <w:sz w:val="24"/>
-          <w:szCs w:val="24"/>
-        </w:rPr>
-        <w:t xml:space="preserve">t mempermudah LAZISMU </w:t>
-      </w:r>
-      <w:r>
-        <w:rPr>
-          <w:rFonts w:asciiTheme="majorBidi" w:hAnsiTheme="majorBidi" w:cstheme="majorBidi"/>
-          <w:sz w:val="24"/>
-          <w:szCs w:val="24"/>
-          <w:lang w:val="id-ID"/>
-        </w:rPr>
-        <w:t>Kota Yogyakarta</w:t>
-      </w:r>
-      <w:r>
-        <w:rPr>
-          <w:rFonts w:asciiTheme="majorBidi" w:hAnsiTheme="majorBidi" w:cstheme="majorBidi"/>
-          <w:sz w:val="24"/>
-          <w:szCs w:val="24"/>
-        </w:rPr>
-        <w:t xml:space="preserve"> dalam proses pemilihan penerima zakat, sehingga proses dapat dilakukan secara cepat, akurat dan efisien</w:t>
-      </w:r>
-      <w:r>
-        <w:rPr>
-          <w:rFonts w:asciiTheme="majorBidi" w:eastAsia="Times New Roman" w:hAnsiTheme="majorBidi" w:cstheme="majorBidi"/>
-          <w:color w:val="000000"/>
-          <w:sz w:val="24"/>
-          <w:szCs w:val="24"/>
-        </w:rPr>
-        <w:t>.</w:t>
-      </w:r>
-      <w:r>
-        <w:rPr>
-          <w:rFonts w:asciiTheme="majorBidi" w:eastAsia="Times New Roman" w:hAnsiTheme="majorBidi" w:cstheme="majorBidi"/>
-          <w:i/>
-          <w:color w:val="000000" w:themeColor="text1"/>
-          <w:sz w:val="24"/>
-          <w:szCs w:val="24"/>
-        </w:rPr>
-        <w:t xml:space="preserve"> </w:t>
+        <w:t>r</w:t>
+      </w:r>
+      <w:r>
+        <w:rPr>
+          <w:rFonts w:asciiTheme="majorBidi" w:hAnsiTheme="majorBidi" w:cstheme="majorBidi"/>
+          <w:sz w:val="24"/>
+          <w:szCs w:val="24"/>
+        </w:rPr>
+        <w:t xml:space="preserve"> jarak jauh untuk melacak </w:t>
+      </w:r>
+      <w:r>
+        <w:rPr>
+          <w:rFonts w:asciiTheme="majorBidi" w:hAnsiTheme="majorBidi" w:cstheme="majorBidi"/>
+          <w:sz w:val="24"/>
+          <w:szCs w:val="24"/>
+        </w:rPr>
+        <w:t>fatigue</w:t>
+      </w:r>
+      <w:r>
+        <w:rPr>
+          <w:rFonts w:asciiTheme="majorBidi" w:hAnsiTheme="majorBidi" w:cstheme="majorBidi"/>
+          <w:sz w:val="24"/>
+          <w:szCs w:val="24"/>
+        </w:rPr>
+        <w:t xml:space="preserve"> secara objektif dibandingkan metode pengisian kuesioner manual (So dkk., 2026). Ditambah dengan fitur pemulihan adaptif (</w:t>
+      </w:r>
+      <w:r>
+        <w:rPr>
+          <w:rFonts w:asciiTheme="majorBidi" w:hAnsiTheme="majorBidi" w:cstheme="majorBidi"/>
+          <w:sz w:val="24"/>
+          <w:szCs w:val="24"/>
+        </w:rPr>
+        <w:t>Adaptive Recovery</w:t>
+      </w:r>
+      <w:r>
+        <w:rPr>
+          <w:rFonts w:asciiTheme="majorBidi" w:hAnsiTheme="majorBidi" w:cstheme="majorBidi"/>
+          <w:sz w:val="24"/>
+          <w:szCs w:val="24"/>
+        </w:rPr>
+        <w:t>) yang mampu mengeskalasi menu tantangan secara otomatis (Sirisha dkk., 2025) saat mendeteksi tren penurunan kondisi (</w:t>
+      </w:r>
+      <w:r>
+        <w:rPr>
+          <w:rFonts w:asciiTheme="majorBidi" w:hAnsiTheme="majorBidi" w:cstheme="majorBidi"/>
+          <w:sz w:val="24"/>
+          <w:szCs w:val="24"/>
+        </w:rPr>
+        <w:t>bad streak</w:t>
+      </w:r>
+      <w:r>
+        <w:rPr>
+          <w:rFonts w:asciiTheme="majorBidi" w:hAnsiTheme="majorBidi" w:cstheme="majorBidi"/>
+          <w:sz w:val="24"/>
+          <w:szCs w:val="24"/>
+        </w:rPr>
+        <w:t>), Recovera tidak sekadar berfungsi sebagai alat pencatat aktivitas (</w:t>
+      </w:r>
+      <w:r>
+        <w:rPr>
+          <w:rFonts w:asciiTheme="majorBidi" w:hAnsiTheme="majorBidi" w:cstheme="majorBidi"/>
+          <w:sz w:val="24"/>
+          <w:szCs w:val="24"/>
+        </w:rPr>
+        <w:t>mood logger</w:t>
+      </w:r>
+      <w:r>
+        <w:rPr>
+          <w:rFonts w:asciiTheme="majorBidi" w:hAnsiTheme="majorBidi" w:cstheme="majorBidi"/>
+          <w:sz w:val="24"/>
+          <w:szCs w:val="24"/>
+        </w:rPr>
+        <w:t>) biasa. Proyek ini memberikan kontribusi ilmiah nyata sebagai instrumen preventif yang praktis, objektif, dan adaptif untuk menjaga keseimbangan kesehatan mental mahasiswa di era digital.</w:t>
       </w:r>
     </w:p>
     <w:p>
@@ -1440,37 +1802,132 @@
         <w:ind w:left="0" w:firstLine="567"/>
         <w:jc w:val="both"/>
         <w:rPr>
-          <w:rFonts w:asciiTheme="majorBidi" w:eastAsia="Times New Roman" w:hAnsiTheme="majorBidi" w:cstheme="majorBidi"/>
+          <w:rFonts w:asciiTheme="majorBidi" w:hAnsiTheme="majorBidi" w:cstheme="majorBidi"/>
+        </w:rPr>
+      </w:pPr>
+      <w:r>
+        <w:rPr>
+          <w:rFonts w:asciiTheme="majorBidi" w:hAnsiTheme="majorBidi" w:cstheme="majorBidi"/>
+        </w:rPr>
+        <w:t>Saat ini, penelitian ini difokuskan pada analisis dampak signifikan dari peningkatan intensitas aktivitas akademik digital dan waktu layar (</w:t>
+      </w:r>
+      <w:r>
+        <w:rPr>
+          <w:rFonts w:asciiTheme="majorBidi" w:hAnsiTheme="majorBidi" w:cstheme="majorBidi"/>
+        </w:rPr>
+        <w:t>screen time</w:t>
+      </w:r>
+      <w:r>
+        <w:rPr>
+          <w:rFonts w:asciiTheme="majorBidi" w:hAnsiTheme="majorBidi" w:cstheme="majorBidi"/>
+        </w:rPr>
+        <w:t>) terhadap lonjakan kelelahan mental (</w:t>
+      </w:r>
+      <w:r>
+        <w:rPr>
+          <w:rFonts w:asciiTheme="majorBidi" w:hAnsiTheme="majorBidi" w:cstheme="majorBidi"/>
+        </w:rPr>
+        <w:t>cognitive fatigue</w:t>
+      </w:r>
+      <w:r>
+        <w:rPr>
+          <w:rFonts w:asciiTheme="majorBidi" w:hAnsiTheme="majorBidi" w:cstheme="majorBidi"/>
+        </w:rPr>
+        <w:t xml:space="preserve">) serta risiko </w:t>
+      </w:r>
+      <w:r>
+        <w:rPr>
+          <w:rFonts w:asciiTheme="majorBidi" w:hAnsiTheme="majorBidi" w:cstheme="majorBidi"/>
+        </w:rPr>
+        <w:t>academic burnout</w:t>
+      </w:r>
+      <w:r>
+        <w:rPr>
+          <w:rFonts w:asciiTheme="majorBidi" w:hAnsiTheme="majorBidi" w:cstheme="majorBidi"/>
+        </w:rPr>
+        <w:t xml:space="preserve"> yang dialami oleh kelompok mahasiswa. Melalui identifikasi fenomena tersebut, dirumuskan proses rancang bangun dan implementasi arsitektur </w:t>
+      </w:r>
+      <w:r>
+        <w:rPr>
+          <w:rFonts w:asciiTheme="majorBidi" w:hAnsiTheme="majorBidi" w:cstheme="majorBidi"/>
+        </w:rPr>
+        <w:t xml:space="preserve">Dashboard Multimodal AI melalui integrasi MediaPipe Face Mesh </w:t>
+      </w:r>
+      <w:r>
+        <w:rPr>
+          <w:rFonts w:asciiTheme="majorBidi" w:hAnsiTheme="majorBidi" w:cstheme="majorBidi"/>
+        </w:rPr>
+        <w:t xml:space="preserve">untuk ekstraksi fitur visual wajah dan model </w:t>
+      </w:r>
+      <w:r>
+        <w:rPr>
+          <w:rFonts w:asciiTheme="majorBidi" w:hAnsiTheme="majorBidi" w:cstheme="majorBidi"/>
+        </w:rPr>
+        <w:t>Machine Learning</w:t>
+      </w:r>
+      <w:bookmarkStart w:id="0" w:name="_GoBack"/>
+      <w:bookmarkEnd w:id="0"/>
+      <w:r>
+        <w:rPr>
+          <w:rFonts w:asciiTheme="majorBidi" w:hAnsiTheme="majorBidi" w:cstheme="majorBidi"/>
+        </w:rPr>
+        <w:t xml:space="preserve"> tabular guna memvalidasi tingkat kelelahan mental secara objektif dan </w:t>
+      </w:r>
+      <w:r>
+        <w:rPr>
+          <w:rFonts w:asciiTheme="majorBidi" w:hAnsiTheme="majorBidi" w:cstheme="majorBidi"/>
           <w:i/>
-        </w:rPr>
-      </w:pPr>
-      <w:r>
-        <w:rPr>
-          <w:rFonts w:asciiTheme="majorBidi" w:hAnsiTheme="majorBidi" w:cstheme="majorBidi"/>
-          <w:lang w:val="id-ID"/>
-        </w:rPr>
-        <w:t xml:space="preserve">Saat ini LAZISMU membutuhkan sebuah sistem pendukung keputusan untuk mengambil keputusan dalam seleksi penerimaan zakat di LAZISMU </w:t>
-      </w:r>
-      <w:r>
-        <w:rPr>
-          <w:rFonts w:asciiTheme="majorBidi" w:hAnsiTheme="majorBidi" w:cstheme="majorBidi"/>
-          <w:lang w:val="id-ID"/>
-        </w:rPr>
-        <w:t xml:space="preserve">Kota </w:t>
-      </w:r>
-      <w:r>
-        <w:rPr>
-          <w:rFonts w:asciiTheme="majorBidi" w:hAnsiTheme="majorBidi" w:cstheme="majorBidi"/>
-          <w:lang w:val="id-ID"/>
-        </w:rPr>
-        <w:t>Yogyakarta</w:t>
-      </w:r>
-      <w:r>
-        <w:rPr>
-          <w:rFonts w:asciiTheme="majorBidi" w:eastAsia="Times New Roman" w:hAnsiTheme="majorBidi" w:cstheme="majorBidi"/>
+          <w:iCs/>
+        </w:rPr>
+        <w:t>real-time</w:t>
+      </w:r>
+      <w:r>
+        <w:rPr>
+          <w:rFonts w:asciiTheme="majorBidi" w:hAnsiTheme="majorBidi" w:cstheme="majorBidi"/>
+        </w:rPr>
+        <w:t>. Lebih lanjut, kajian ini diarahkan pada mekanisme kerja sistem rekomendasi pemulihan otomatis (</w:t>
+      </w:r>
+      <w:r>
+        <w:rPr>
+          <w:rFonts w:asciiTheme="majorBidi" w:hAnsiTheme="majorBidi" w:cstheme="majorBidi"/>
           <w:i/>
-        </w:rPr>
-        <w:t>.</w:t>
+          <w:iCs/>
+        </w:rPr>
+        <w:t>Adaptive Recovery</w:t>
+      </w:r>
+      <w:r>
+        <w:rPr>
+          <w:rFonts w:asciiTheme="majorBidi" w:hAnsiTheme="majorBidi" w:cstheme="majorBidi"/>
+        </w:rPr>
+        <w:t>) pada platform Recovera dalam merespons tren penurunan kondisi (</w:t>
+      </w:r>
+      <w:r>
+        <w:rPr>
+          <w:rFonts w:asciiTheme="majorBidi" w:hAnsiTheme="majorBidi" w:cstheme="majorBidi"/>
+          <w:i/>
+          <w:iCs/>
+        </w:rPr>
+        <w:t>bad streak</w:t>
+      </w:r>
+      <w:r>
+        <w:rPr>
+          <w:rFonts w:asciiTheme="majorBidi" w:hAnsiTheme="majorBidi" w:cstheme="majorBidi"/>
+        </w:rPr>
+        <w:t>) pengguna secara adaptif untuk meningkatkan kesadaran diri (</w:t>
+      </w:r>
+      <w:r>
+        <w:rPr>
+          <w:rFonts w:asciiTheme="majorBidi" w:hAnsiTheme="majorBidi" w:cstheme="majorBidi"/>
+          <w:i/>
+          <w:iCs/>
+        </w:rPr>
+        <w:t>self-awareness</w:t>
+      </w:r>
+      <w:r>
+        <w:rPr>
+          <w:rFonts w:asciiTheme="majorBidi" w:hAnsiTheme="majorBidi" w:cstheme="majorBidi"/>
+        </w:rPr>
+        <w:t>) mahasiswa.</w:t>
       </w:r>
     </w:p>
     <w:p>
@@ -1493,28 +1950,17 @@
           <w:rFonts w:asciiTheme="majorBidi" w:hAnsiTheme="majorBidi" w:cstheme="majorBidi"/>
           <w:b/>
           <w:bCs/>
-        </w:rPr>
-        <w:t>Tujuan Penelitian.</w:t>
-      </w:r>
-    </w:p>
-    <w:p>
-      <w:pPr>
-        <w:spacing w:after="0" w:line="360" w:lineRule="auto"/>
-        <w:ind w:firstLine="720"/>
-        <w:jc w:val="both"/>
-        <w:rPr>
-          <w:rFonts w:asciiTheme="majorBidi" w:hAnsiTheme="majorBidi" w:cstheme="majorBidi"/>
-          <w:sz w:val="24"/>
-          <w:szCs w:val="24"/>
-        </w:rPr>
-      </w:pPr>
-      <w:r>
-        <w:rPr>
-          <w:rFonts w:asciiTheme="majorBidi" w:hAnsiTheme="majorBidi" w:cstheme="majorBidi"/>
-          <w:sz w:val="24"/>
-          <w:szCs w:val="24"/>
-        </w:rPr>
-        <w:t>Adapun  tujuan dari penelitian ini adalah menerapkan metode weighted product sebagai sistem pendukung keputusan untuk seleksi penerima zakat di LAZISMU Kota Yogyakarta.</w:t>
+          <w:lang w:val="id-ID"/>
+        </w:rPr>
+        <w:t>Batasan Masalah</w:t>
+      </w:r>
+      <w:r>
+        <w:rPr>
+          <w:rFonts w:asciiTheme="majorBidi" w:hAnsiTheme="majorBidi" w:cstheme="majorBidi"/>
+          <w:b/>
+          <w:bCs/>
+        </w:rPr>
+        <w:t>.</w:t>
       </w:r>
     </w:p>
     <w:p>
@@ -1536,6 +1982,240 @@
         <w:rPr>
           <w:rFonts w:asciiTheme="majorBidi" w:hAnsiTheme="majorBidi" w:cstheme="majorBidi"/>
           <w:b/>
+          <w:bCs/>
+          <w:lang w:val="id-ID"/>
+        </w:rPr>
+        <w:t>Tujuan Penelitian.</w:t>
+      </w:r>
+    </w:p>
+    <w:p>
+      <w:pPr>
+        <w:spacing w:after="0" w:line="360" w:lineRule="auto"/>
+        <w:ind w:firstLine="720"/>
+        <w:jc w:val="both"/>
+        <w:rPr>
+          <w:rFonts w:asciiTheme="majorBidi" w:hAnsiTheme="majorBidi" w:cstheme="majorBidi"/>
+          <w:sz w:val="24"/>
+          <w:szCs w:val="24"/>
+        </w:rPr>
+      </w:pPr>
+      <w:r>
+        <w:rPr>
+          <w:rFonts w:asciiTheme="majorBidi" w:hAnsiTheme="majorBidi" w:cstheme="majorBidi"/>
+          <w:sz w:val="24"/>
+          <w:szCs w:val="24"/>
+          <w:lang w:val="id-ID"/>
+        </w:rPr>
+        <w:t xml:space="preserve">Tujuan </w:t>
+      </w:r>
+      <w:r>
+        <w:rPr>
+          <w:rFonts w:asciiTheme="majorBidi" w:hAnsiTheme="majorBidi" w:cstheme="majorBidi"/>
+          <w:sz w:val="24"/>
+          <w:szCs w:val="24"/>
+        </w:rPr>
+        <w:t>penelitian ini bertujuan untuk menganalisis dampak signifikan dari peningkatan intensitas aktivitas akademik digital dan waktu layar (</w:t>
+      </w:r>
+      <w:r>
+        <w:rPr>
+          <w:rFonts w:asciiTheme="majorBidi" w:hAnsiTheme="majorBidi" w:cstheme="majorBidi"/>
+          <w:i/>
+          <w:iCs/>
+          <w:sz w:val="24"/>
+          <w:szCs w:val="24"/>
+        </w:rPr>
+        <w:t>screen time</w:t>
+      </w:r>
+      <w:r>
+        <w:rPr>
+          <w:rFonts w:asciiTheme="majorBidi" w:hAnsiTheme="majorBidi" w:cstheme="majorBidi"/>
+          <w:sz w:val="24"/>
+          <w:szCs w:val="24"/>
+        </w:rPr>
+        <w:t>) terhadap lonjakan kelelahan mental (</w:t>
+      </w:r>
+      <w:r>
+        <w:rPr>
+          <w:rFonts w:asciiTheme="majorBidi" w:hAnsiTheme="majorBidi" w:cstheme="majorBidi"/>
+          <w:i/>
+          <w:iCs/>
+          <w:sz w:val="24"/>
+          <w:szCs w:val="24"/>
+        </w:rPr>
+        <w:t>cognitive fatigue</w:t>
+      </w:r>
+      <w:r>
+        <w:rPr>
+          <w:rFonts w:asciiTheme="majorBidi" w:hAnsiTheme="majorBidi" w:cstheme="majorBidi"/>
+          <w:sz w:val="24"/>
+          <w:szCs w:val="24"/>
+        </w:rPr>
+        <w:t xml:space="preserve">) serta risiko </w:t>
+      </w:r>
+      <w:r>
+        <w:rPr>
+          <w:rFonts w:asciiTheme="majorBidi" w:hAnsiTheme="majorBidi" w:cstheme="majorBidi"/>
+          <w:i/>
+          <w:iCs/>
+          <w:sz w:val="24"/>
+          <w:szCs w:val="24"/>
+        </w:rPr>
+        <w:t>academic burnout</w:t>
+      </w:r>
+      <w:r>
+        <w:rPr>
+          <w:rFonts w:asciiTheme="majorBidi" w:hAnsiTheme="majorBidi" w:cstheme="majorBidi"/>
+          <w:sz w:val="24"/>
+          <w:szCs w:val="24"/>
+        </w:rPr>
+        <w:t xml:space="preserve"> pada mahasiswa. Secara khusus, penelitian ini diarahkan untuk merealisasikan proses rancang bangun dan implementasi arsitektur </w:t>
+      </w:r>
+      <w:r>
+        <w:rPr>
+          <w:rFonts w:asciiTheme="majorBidi" w:hAnsiTheme="majorBidi" w:cstheme="majorBidi"/>
+          <w:i/>
+          <w:iCs/>
+          <w:sz w:val="24"/>
+          <w:szCs w:val="24"/>
+        </w:rPr>
+        <w:t>Dashboard Multimodal AI</w:t>
+      </w:r>
+      <w:r>
+        <w:rPr>
+          <w:rFonts w:asciiTheme="majorBidi" w:hAnsiTheme="majorBidi" w:cstheme="majorBidi"/>
+          <w:sz w:val="24"/>
+          <w:szCs w:val="24"/>
+        </w:rPr>
+        <w:t xml:space="preserve"> melalui integrasi </w:t>
+      </w:r>
+      <w:r>
+        <w:rPr>
+          <w:rFonts w:asciiTheme="majorBidi" w:hAnsiTheme="majorBidi" w:cstheme="majorBidi"/>
+          <w:i/>
+          <w:iCs/>
+          <w:sz w:val="24"/>
+          <w:szCs w:val="24"/>
+        </w:rPr>
+        <w:t>MediaPipe Face Mesh</w:t>
+      </w:r>
+      <w:r>
+        <w:rPr>
+          <w:rFonts w:asciiTheme="majorBidi" w:hAnsiTheme="majorBidi" w:cstheme="majorBidi"/>
+          <w:sz w:val="24"/>
+          <w:szCs w:val="24"/>
+        </w:rPr>
+        <w:t xml:space="preserve"> dan model </w:t>
+      </w:r>
+      <w:r>
+        <w:rPr>
+          <w:rFonts w:asciiTheme="majorBidi" w:hAnsiTheme="majorBidi" w:cstheme="majorBidi"/>
+          <w:i/>
+          <w:iCs/>
+          <w:sz w:val="24"/>
+          <w:szCs w:val="24"/>
+        </w:rPr>
+        <w:t>Machine Learning</w:t>
+      </w:r>
+      <w:r>
+        <w:rPr>
+          <w:rFonts w:asciiTheme="majorBidi" w:hAnsiTheme="majorBidi" w:cstheme="majorBidi"/>
+          <w:sz w:val="24"/>
+          <w:szCs w:val="24"/>
+        </w:rPr>
+        <w:t xml:space="preserve"> tabular guna menyediakan sistem validasi kelelahan mental yang objektif dan </w:t>
+      </w:r>
+      <w:r>
+        <w:rPr>
+          <w:rFonts w:asciiTheme="majorBidi" w:hAnsiTheme="majorBidi" w:cstheme="majorBidi"/>
+          <w:i/>
+          <w:iCs/>
+          <w:sz w:val="24"/>
+          <w:szCs w:val="24"/>
+        </w:rPr>
+        <w:t>real-time</w:t>
+      </w:r>
+      <w:r>
+        <w:rPr>
+          <w:rFonts w:asciiTheme="majorBidi" w:hAnsiTheme="majorBidi" w:cstheme="majorBidi"/>
+          <w:sz w:val="24"/>
+          <w:szCs w:val="24"/>
+        </w:rPr>
+        <w:t>. Selain itu, penelitian ini bertujuan untuk menguji mekanisme kerja sistem rekomendasi pemulihan otomatis (</w:t>
+      </w:r>
+      <w:r>
+        <w:rPr>
+          <w:rFonts w:asciiTheme="majorBidi" w:hAnsiTheme="majorBidi" w:cstheme="majorBidi"/>
+          <w:i/>
+          <w:iCs/>
+          <w:sz w:val="24"/>
+          <w:szCs w:val="24"/>
+        </w:rPr>
+        <w:t>Adaptive Recovery</w:t>
+      </w:r>
+      <w:r>
+        <w:rPr>
+          <w:rFonts w:asciiTheme="majorBidi" w:hAnsiTheme="majorBidi" w:cstheme="majorBidi"/>
+          <w:sz w:val="24"/>
+          <w:szCs w:val="24"/>
+        </w:rPr>
+        <w:t>) pada platform Recovera dalam merespons tren penurunan kondisi (</w:t>
+      </w:r>
+      <w:r>
+        <w:rPr>
+          <w:rFonts w:asciiTheme="majorBidi" w:hAnsiTheme="majorBidi" w:cstheme="majorBidi"/>
+          <w:i/>
+          <w:iCs/>
+          <w:sz w:val="24"/>
+          <w:szCs w:val="24"/>
+        </w:rPr>
+        <w:t>bad streak</w:t>
+      </w:r>
+      <w:r>
+        <w:rPr>
+          <w:rFonts w:asciiTheme="majorBidi" w:hAnsiTheme="majorBidi" w:cstheme="majorBidi"/>
+          <w:sz w:val="24"/>
+          <w:szCs w:val="24"/>
+        </w:rPr>
+        <w:t>) pengguna, sehingga dapat digunakan secara efektif untuk meningkatkan kesadaran diri (</w:t>
+      </w:r>
+      <w:r>
+        <w:rPr>
+          <w:rFonts w:asciiTheme="majorBidi" w:hAnsiTheme="majorBidi" w:cstheme="majorBidi"/>
+          <w:i/>
+          <w:iCs/>
+          <w:sz w:val="24"/>
+          <w:szCs w:val="24"/>
+        </w:rPr>
+        <w:t>self-awareness</w:t>
+      </w:r>
+      <w:r>
+        <w:rPr>
+          <w:rFonts w:asciiTheme="majorBidi" w:hAnsiTheme="majorBidi" w:cstheme="majorBidi"/>
+          <w:sz w:val="24"/>
+          <w:szCs w:val="24"/>
+        </w:rPr>
+        <w:t>) mahasiswa dalam menjaga kesehatan mental mereka.</w:t>
+      </w:r>
+    </w:p>
+    <w:p>
+      <w:pPr>
+        <w:pStyle w:val="ListParagraph"/>
+        <w:numPr>
+          <w:ilvl w:val="0"/>
+          <w:numId w:val="8"/>
+        </w:numPr>
+        <w:spacing w:line="360" w:lineRule="auto"/>
+        <w:ind w:left="284"/>
+        <w:jc w:val="both"/>
+        <w:rPr>
+          <w:rFonts w:asciiTheme="majorBidi" w:hAnsiTheme="majorBidi" w:cstheme="majorBidi"/>
+          <w:b/>
+        </w:rPr>
+      </w:pPr>
+      <w:r>
+        <w:rPr>
+          <w:rFonts w:asciiTheme="majorBidi" w:hAnsiTheme="majorBidi" w:cstheme="majorBidi"/>
+          <w:b/>
         </w:rPr>
         <w:t>Manfaat Penelitian.</w:t>
       </w:r>
@@ -1565,16 +2245,79 @@
           <w:sz w:val="24"/>
           <w:szCs w:val="24"/>
         </w:rPr>
-        <w:t>Dengan dibangunnya Sistem Pendukung Keputusan ini, dapat membantu LAZISMU untuk membuat keputusan dan memperoleh data atau informasi mengenai orang yang berhak menjadi mustahik sehingga penyaluran dana zakat/bantuan lebih tepat sasaran. Serta dengan adanya sistem pendukung keputusan ini LAZISMU memiliki waktu yang lebih efektif dan efisien dalam menentukan mustahik sehingga dapat meningkatkan kinerja pada LAZISMU</w:t>
-      </w:r>
-      <w:r>
-        <w:rPr>
-          <w:rFonts w:asciiTheme="majorBidi" w:hAnsiTheme="majorBidi" w:cstheme="majorBidi"/>
-          <w:sz w:val="24"/>
-          <w:szCs w:val="24"/>
-          <w:lang w:val="id-ID"/>
-        </w:rPr>
-        <w:t>.</w:t>
+        <w:t>Secara praktis, hasil penelitian ini dirancang untuk memberikan dampak langsung bagi beberapa pihak, di mana bagi mahasiswa, platform Recovera dapat digunakan sebagai alat bantu mandiri untuk meningkatkan kesadaran diri (</w:t>
+      </w:r>
+      <w:r>
+        <w:rPr>
+          <w:rFonts w:asciiTheme="majorBidi" w:hAnsiTheme="majorBidi" w:cstheme="majorBidi"/>
+          <w:i/>
+          <w:iCs/>
+          <w:sz w:val="24"/>
+          <w:szCs w:val="24"/>
+        </w:rPr>
+        <w:t>self-awareness</w:t>
+      </w:r>
+      <w:r>
+        <w:rPr>
+          <w:rFonts w:asciiTheme="majorBidi" w:hAnsiTheme="majorBidi" w:cstheme="majorBidi"/>
+          <w:sz w:val="24"/>
+          <w:szCs w:val="24"/>
+        </w:rPr>
+        <w:t xml:space="preserve">) serta mengelola beban kognitif agar terhindar dari fase </w:t>
+      </w:r>
+      <w:r>
+        <w:rPr>
+          <w:rFonts w:asciiTheme="majorBidi" w:hAnsiTheme="majorBidi" w:cstheme="majorBidi"/>
+          <w:i/>
+          <w:iCs/>
+          <w:sz w:val="24"/>
+          <w:szCs w:val="24"/>
+        </w:rPr>
+        <w:t>academic burnout</w:t>
+      </w:r>
+      <w:r>
+        <w:rPr>
+          <w:rFonts w:asciiTheme="majorBidi" w:hAnsiTheme="majorBidi" w:cstheme="majorBidi"/>
+          <w:sz w:val="24"/>
+          <w:szCs w:val="24"/>
+        </w:rPr>
+        <w:t xml:space="preserve">. Bagi institusi pendidikan tinggi, luaran penelitian ini dapat dimanfaatkan sebagai referensi teknologi dalam merancang sistem pendukung keputusan terkait kesejahteraan mahasiswa, sehingga kebijakan preventif yang diambil oleh pihak kampus dapat berjalan lebih tepat sasaran. Pada tahap akhir, arsitektur rancang bangun dasbor berbasis Streamlit dan penggunaan </w:t>
+      </w:r>
+      <w:r>
+        <w:rPr>
+          <w:rFonts w:asciiTheme="majorBidi" w:hAnsiTheme="majorBidi" w:cstheme="majorBidi"/>
+          <w:i/>
+          <w:iCs/>
+          <w:sz w:val="24"/>
+          <w:szCs w:val="24"/>
+        </w:rPr>
+        <w:t>MediaPipe Face Mesh</w:t>
+      </w:r>
+      <w:r>
+        <w:rPr>
+          <w:rFonts w:asciiTheme="majorBidi" w:hAnsiTheme="majorBidi" w:cstheme="majorBidi"/>
+          <w:sz w:val="24"/>
+          <w:szCs w:val="24"/>
+        </w:rPr>
+        <w:t xml:space="preserve"> dalam penelitian ini diharapkan dapat dijadikan sebagai cetak biru (</w:t>
+      </w:r>
+      <w:r>
+        <w:rPr>
+          <w:rFonts w:asciiTheme="majorBidi" w:hAnsiTheme="majorBidi" w:cstheme="majorBidi"/>
+          <w:i/>
+          <w:iCs/>
+          <w:sz w:val="24"/>
+          <w:szCs w:val="24"/>
+        </w:rPr>
+        <w:t>blueprint</w:t>
+      </w:r>
+      <w:r>
+        <w:rPr>
+          <w:rFonts w:asciiTheme="majorBidi" w:hAnsiTheme="majorBidi" w:cstheme="majorBidi"/>
+          <w:sz w:val="24"/>
+          <w:szCs w:val="24"/>
+        </w:rPr>
+        <w:t>) bagi pengembang maupun peneliti selanjutnya untuk dikembangkan pada skala ekosistem digital yang lebih luas.</w:t>
       </w:r>
     </w:p>
     <w:p>
@@ -1600,6 +2343,15 @@
         </w:rPr>
         <w:t>Tinjauan Pustaka</w:t>
       </w:r>
+      <w:r>
+        <w:rPr>
+          <w:rFonts w:asciiTheme="majorBidi" w:hAnsiTheme="majorBidi" w:cstheme="majorBidi"/>
+          <w:b/>
+          <w:bCs/>
+          <w:lang w:val="id-ID"/>
+        </w:rPr>
+        <w:t xml:space="preserve"> (masih ZAKAT)</w:t>
+      </w:r>
     </w:p>
     <w:p>
       <w:pPr>
@@ -1732,18 +2484,6 @@
         </w:rPr>
         <w:t>Dalam penelitian ini metode Weighted Product dipilih karena memiliki konsep perhitungan yang sederhana namun mampu menghasilkan keputusan yang objektif berdasarkan bobot kriteria yang digunakan. Metode ini menggunakan proses perkalian untuk menghubungkan rating atribut, di mana setiap atribut dipangkatkan terlebih dahulu dengan bobot yang sesuai. Kriteria keuntungan (benefit) menggunakan bobot bernilai positif sedangkan kriteria biaya (cost) menggunakan bobot bernilai negatif. Dengan metode ini diharapkan proses seleksi penerima zakat di LAZISMU Kota Yogyakarta dapat dilakukan secara lebih cepat, tepat, efektif, dan efisien sehingga bantuan zakat dapat tersalurkan kepada mustahik yang benar-benar layak menerima.</w:t>
       </w:r>
-    </w:p>
-    <w:p>
-      <w:pPr>
-        <w:ind w:firstLine="720"/>
-        <w:jc w:val="both"/>
-        <w:rPr>
-          <w:rFonts w:asciiTheme="majorBidi" w:hAnsiTheme="majorBidi" w:cstheme="majorBidi"/>
-          <w:sz w:val="24"/>
-          <w:szCs w:val="24"/>
-          <w:lang w:val="id-ID"/>
-        </w:rPr>
-      </w:pPr>
     </w:p>
     <w:p>
       <w:pPr>
@@ -1799,35 +2539,301 @@
         <w:rPr>
           <w:rFonts w:asciiTheme="majorBidi" w:hAnsiTheme="majorBidi" w:cstheme="majorBidi"/>
         </w:rPr>
-        <w:t xml:space="preserve">Bahan-bahan Penelitian </w:t>
-      </w:r>
-      <w:r>
-        <w:rPr>
-          <w:rFonts w:asciiTheme="majorBidi" w:hAnsiTheme="majorBidi" w:cstheme="majorBidi"/>
-        </w:rPr>
-        <w:sym w:font="Wingdings" w:char="F0E0"/>
-      </w:r>
-      <w:r>
-        <w:rPr>
-          <w:rFonts w:asciiTheme="majorBidi" w:hAnsiTheme="majorBidi" w:cstheme="majorBidi"/>
-        </w:rPr>
-        <w:t xml:space="preserve"> </w:t>
-      </w:r>
-      <w:r>
-        <w:rPr>
-          <w:rFonts w:asciiTheme="majorBidi" w:hAnsiTheme="majorBidi" w:cstheme="majorBidi"/>
-          <w:i/>
-          <w:iCs/>
-        </w:rPr>
-        <w:t xml:space="preserve">software, hardware </w:t>
-      </w:r>
-      <w:r>
-        <w:rPr>
-          <w:rFonts w:asciiTheme="majorBidi" w:hAnsiTheme="majorBidi" w:cstheme="majorBidi"/>
-          <w:iCs/>
-        </w:rPr>
-        <w:t>yang digunakan.</w:t>
-      </w:r>
+        <w:t>Bahan</w:t>
+      </w:r>
+      <w:r>
+        <w:rPr>
+          <w:rFonts w:asciiTheme="majorBidi" w:hAnsiTheme="majorBidi" w:cstheme="majorBidi"/>
+        </w:rPr>
+        <w:t>-bahan Penelitian</w:t>
+      </w:r>
+    </w:p>
+    <w:p>
+      <w:pPr>
+        <w:pStyle w:val="ListParagraph"/>
+        <w:spacing w:line="360" w:lineRule="auto"/>
+        <w:ind w:left="709"/>
+        <w:jc w:val="both"/>
+        <w:rPr>
+          <w:rFonts w:asciiTheme="majorBidi" w:hAnsiTheme="majorBidi" w:cstheme="majorBidi"/>
+          <w:lang w:val="id-ID"/>
+        </w:rPr>
+      </w:pPr>
+      <w:r>
+        <w:rPr>
+          <w:rFonts w:asciiTheme="majorBidi" w:hAnsiTheme="majorBidi" w:cstheme="majorBidi"/>
+          <w:lang w:val="id-ID"/>
+        </w:rPr>
+        <w:t>Dalam pelaksanaan penelitian ini, bahan-bahan yang digunakan meliputi perangkat keras (hardware) dan perangkat lunak (software)</w:t>
+      </w:r>
+      <w:r>
+        <w:rPr>
+          <w:rFonts w:asciiTheme="majorBidi" w:hAnsiTheme="majorBidi" w:cstheme="majorBidi"/>
+          <w:lang w:val="id-ID"/>
+        </w:rPr>
+        <w:t xml:space="preserve"> yang terintegrasi untuk membangun sistem</w:t>
+      </w:r>
+      <w:r>
+        <w:rPr>
+          <w:rFonts w:asciiTheme="majorBidi" w:hAnsiTheme="majorBidi" w:cstheme="majorBidi"/>
+          <w:lang w:val="id-ID"/>
+        </w:rPr>
+        <w:t xml:space="preserve"> dashboard Recovera.</w:t>
+      </w:r>
+    </w:p>
+    <w:p>
+      <w:pPr>
+        <w:pStyle w:val="ListParagraph"/>
+        <w:numPr>
+          <w:ilvl w:val="0"/>
+          <w:numId w:val="19"/>
+        </w:numPr>
+        <w:spacing w:line="360" w:lineRule="auto"/>
+        <w:jc w:val="both"/>
+        <w:rPr>
+          <w:rFonts w:asciiTheme="majorBidi" w:hAnsiTheme="majorBidi" w:cstheme="majorBidi"/>
+          <w:lang w:val="id-ID"/>
+        </w:rPr>
+      </w:pPr>
+      <w:r>
+        <w:rPr>
+          <w:rFonts w:asciiTheme="majorBidi" w:hAnsiTheme="majorBidi" w:cstheme="majorBidi"/>
+          <w:lang w:val="id-ID"/>
+        </w:rPr>
+        <w:t>Perangkat Lunak (Software)</w:t>
+      </w:r>
+    </w:p>
+    <w:p>
+      <w:pPr>
+        <w:pStyle w:val="ListParagraph"/>
+        <w:numPr>
+          <w:ilvl w:val="0"/>
+          <w:numId w:val="20"/>
+        </w:numPr>
+        <w:spacing w:line="360" w:lineRule="auto"/>
+        <w:jc w:val="both"/>
+        <w:rPr>
+          <w:rFonts w:asciiTheme="majorBidi" w:hAnsiTheme="majorBidi" w:cstheme="majorBidi"/>
+          <w:lang w:val="id-ID"/>
+        </w:rPr>
+      </w:pPr>
+      <w:r>
+        <w:rPr>
+          <w:rFonts w:asciiTheme="majorBidi" w:hAnsiTheme="majorBidi" w:cstheme="majorBidi"/>
+          <w:lang w:val="id-ID"/>
+        </w:rPr>
+        <w:t>Sistem Operasi Windows sebagai lingkungan dasar pengembangan.</w:t>
+      </w:r>
+    </w:p>
+    <w:p>
+      <w:pPr>
+        <w:pStyle w:val="ListParagraph"/>
+        <w:numPr>
+          <w:ilvl w:val="0"/>
+          <w:numId w:val="20"/>
+        </w:numPr>
+        <w:spacing w:line="360" w:lineRule="auto"/>
+        <w:jc w:val="both"/>
+        <w:rPr>
+          <w:rFonts w:asciiTheme="majorBidi" w:hAnsiTheme="majorBidi" w:cstheme="majorBidi"/>
+          <w:lang w:val="id-ID"/>
+        </w:rPr>
+      </w:pPr>
+      <w:r>
+        <w:rPr>
+          <w:rFonts w:asciiTheme="majorBidi" w:hAnsiTheme="majorBidi" w:cstheme="majorBidi"/>
+          <w:lang w:val="id-ID"/>
+        </w:rPr>
+        <w:t>Bahasa pemrogaraman Python sebagai bahasa utama pembuatan program.</w:t>
+      </w:r>
+    </w:p>
+    <w:p>
+      <w:pPr>
+        <w:pStyle w:val="ListParagraph"/>
+        <w:numPr>
+          <w:ilvl w:val="0"/>
+          <w:numId w:val="20"/>
+        </w:numPr>
+        <w:spacing w:line="360" w:lineRule="auto"/>
+        <w:jc w:val="both"/>
+        <w:rPr>
+          <w:rFonts w:asciiTheme="majorBidi" w:hAnsiTheme="majorBidi" w:cstheme="majorBidi"/>
+          <w:lang w:val="id-ID"/>
+        </w:rPr>
+      </w:pPr>
+      <w:r>
+        <w:rPr>
+          <w:rFonts w:asciiTheme="majorBidi" w:hAnsiTheme="majorBidi" w:cstheme="majorBidi"/>
+          <w:lang w:val="id-ID"/>
+        </w:rPr>
+        <w:t>Framework Streamlit untuk  membangun antarmuka dashboard website yang interaktif.</w:t>
+      </w:r>
+    </w:p>
+    <w:p>
+      <w:pPr>
+        <w:pStyle w:val="ListParagraph"/>
+        <w:numPr>
+          <w:ilvl w:val="0"/>
+          <w:numId w:val="20"/>
+        </w:numPr>
+        <w:spacing w:line="360" w:lineRule="auto"/>
+        <w:jc w:val="both"/>
+        <w:rPr>
+          <w:rFonts w:asciiTheme="majorBidi" w:hAnsiTheme="majorBidi" w:cstheme="majorBidi"/>
+          <w:lang w:val="id-ID"/>
+        </w:rPr>
+      </w:pPr>
+      <w:r>
+        <w:rPr>
+          <w:rFonts w:asciiTheme="majorBidi" w:hAnsiTheme="majorBidi" w:cstheme="majorBidi"/>
+          <w:lang w:val="id-ID"/>
+        </w:rPr>
+        <w:t>Library MediaPipe untuk mengekstraksi 468 titik landmark wajah.</w:t>
+      </w:r>
+    </w:p>
+    <w:p>
+      <w:pPr>
+        <w:pStyle w:val="ListParagraph"/>
+        <w:numPr>
+          <w:ilvl w:val="0"/>
+          <w:numId w:val="20"/>
+        </w:numPr>
+        <w:spacing w:line="360" w:lineRule="auto"/>
+        <w:jc w:val="both"/>
+        <w:rPr>
+          <w:rFonts w:asciiTheme="majorBidi" w:hAnsiTheme="majorBidi" w:cstheme="majorBidi"/>
+          <w:lang w:val="id-ID"/>
+        </w:rPr>
+      </w:pPr>
+      <w:r>
+        <w:rPr>
+          <w:rFonts w:asciiTheme="majorBidi" w:hAnsiTheme="majorBidi" w:cstheme="majorBidi"/>
+          <w:lang w:val="id-ID"/>
+        </w:rPr>
+        <w:t>Library OpenCV untuk pemrosesan video dan image feeding dari webcam.</w:t>
+      </w:r>
+    </w:p>
+    <w:p>
+      <w:pPr>
+        <w:pStyle w:val="ListParagraph"/>
+        <w:numPr>
+          <w:ilvl w:val="0"/>
+          <w:numId w:val="20"/>
+        </w:numPr>
+        <w:spacing w:line="360" w:lineRule="auto"/>
+        <w:jc w:val="both"/>
+        <w:rPr>
+          <w:rFonts w:asciiTheme="majorBidi" w:hAnsiTheme="majorBidi" w:cstheme="majorBidi"/>
+          <w:lang w:val="id-ID"/>
+        </w:rPr>
+      </w:pPr>
+      <w:r>
+        <w:rPr>
+          <w:rFonts w:asciiTheme="majorBidi" w:hAnsiTheme="majorBidi" w:cstheme="majorBidi"/>
+          <w:lang w:val="id-ID"/>
+        </w:rPr>
+        <w:t>Library Scikit-Learn dan Joblib untuk memuat dan menjalankan model prediksi tabular</w:t>
+      </w:r>
+    </w:p>
+    <w:p>
+      <w:pPr>
+        <w:pStyle w:val="ListParagraph"/>
+        <w:numPr>
+          <w:ilvl w:val="0"/>
+          <w:numId w:val="20"/>
+        </w:numPr>
+        <w:spacing w:line="360" w:lineRule="auto"/>
+        <w:jc w:val="both"/>
+        <w:rPr>
+          <w:rFonts w:asciiTheme="majorBidi" w:hAnsiTheme="majorBidi" w:cstheme="majorBidi"/>
+          <w:lang w:val="id-ID"/>
+        </w:rPr>
+      </w:pPr>
+      <w:r>
+        <w:rPr>
+          <w:rFonts w:asciiTheme="majorBidi" w:hAnsiTheme="majorBidi" w:cstheme="majorBidi"/>
+          <w:lang w:val="id-ID"/>
+        </w:rPr>
+        <w:t>SQLite3 dan format CSV sebagai sistem manajemen basis data lokal.</w:t>
+      </w:r>
+    </w:p>
+    <w:p>
+      <w:pPr>
+        <w:pStyle w:val="ListParagraph"/>
+        <w:numPr>
+          <w:ilvl w:val="0"/>
+          <w:numId w:val="19"/>
+        </w:numPr>
+        <w:spacing w:line="360" w:lineRule="auto"/>
+        <w:jc w:val="both"/>
+        <w:rPr>
+          <w:rFonts w:asciiTheme="majorBidi" w:hAnsiTheme="majorBidi" w:cstheme="majorBidi"/>
+          <w:lang w:val="id-ID"/>
+        </w:rPr>
+      </w:pPr>
+      <w:r>
+        <w:rPr>
+          <w:rFonts w:asciiTheme="majorBidi" w:hAnsiTheme="majorBidi" w:cstheme="majorBidi"/>
+          <w:lang w:val="id-ID"/>
+        </w:rPr>
+        <w:t>Perangkat Keras (Hardware)</w:t>
+      </w:r>
+    </w:p>
+    <w:p>
+      <w:pPr>
+        <w:pStyle w:val="ListParagraph"/>
+        <w:numPr>
+          <w:ilvl w:val="0"/>
+          <w:numId w:val="21"/>
+        </w:numPr>
+        <w:spacing w:line="360" w:lineRule="auto"/>
+        <w:jc w:val="both"/>
+        <w:rPr>
+          <w:rFonts w:asciiTheme="majorBidi" w:hAnsiTheme="majorBidi" w:cstheme="majorBidi"/>
+          <w:lang w:val="id-ID"/>
+        </w:rPr>
+      </w:pPr>
+      <w:r>
+        <w:rPr>
+          <w:rFonts w:asciiTheme="majorBidi" w:hAnsiTheme="majorBidi" w:cstheme="majorBidi"/>
+          <w:lang w:val="id-ID"/>
+        </w:rPr>
+        <w:t>Laptop  standar sebagai unit pemroses utama.</w:t>
+      </w:r>
+    </w:p>
+    <w:p>
+      <w:pPr>
+        <w:pStyle w:val="ListParagraph"/>
+        <w:numPr>
+          <w:ilvl w:val="0"/>
+          <w:numId w:val="21"/>
+        </w:numPr>
+        <w:spacing w:line="360" w:lineRule="auto"/>
+        <w:jc w:val="both"/>
+        <w:rPr>
+          <w:rFonts w:asciiTheme="majorBidi" w:hAnsiTheme="majorBidi" w:cstheme="majorBidi"/>
+          <w:lang w:val="id-ID"/>
+        </w:rPr>
+      </w:pPr>
+      <w:r>
+        <w:rPr>
+          <w:rFonts w:asciiTheme="majorBidi" w:hAnsiTheme="majorBidi" w:cstheme="majorBidi"/>
+          <w:lang w:val="id-ID"/>
+        </w:rPr>
+        <w:t>Kamera standar perangakat (integrated webcam) dengan resolusi minimal 720p untuk menangkap data visual wajah pengguna secara real-time.</w:t>
+      </w:r>
+    </w:p>
+    <w:p>
+      <w:pPr>
+        <w:pStyle w:val="ListParagraph"/>
+        <w:spacing w:line="360" w:lineRule="auto"/>
+        <w:ind w:left="709"/>
+        <w:jc w:val="both"/>
+        <w:rPr>
+          <w:rFonts w:asciiTheme="majorBidi" w:hAnsiTheme="majorBidi" w:cstheme="majorBidi"/>
+          <w:lang w:val="id-ID"/>
+        </w:rPr>
+      </w:pPr>
     </w:p>
     <w:p>
       <w:pPr>
@@ -1848,39 +2854,105 @@
         <w:rPr>
           <w:rFonts w:asciiTheme="majorBidi" w:hAnsiTheme="majorBidi" w:cstheme="majorBidi"/>
         </w:rPr>
-        <w:t>Metode pengumpulan Data</w:t>
-      </w:r>
-      <w:r>
-        <w:rPr>
-          <w:rFonts w:asciiTheme="majorBidi" w:hAnsiTheme="majorBidi" w:cstheme="majorBidi"/>
-        </w:rPr>
-        <w:sym w:font="Wingdings" w:char="F0E0"/>
-      </w:r>
-      <w:r>
-        <w:rPr>
-          <w:rFonts w:asciiTheme="majorBidi" w:hAnsiTheme="majorBidi" w:cstheme="majorBidi"/>
-        </w:rPr>
-        <w:t>wawancara</w:t>
-      </w:r>
-      <w:r>
-        <w:rPr>
-          <w:rFonts w:asciiTheme="majorBidi" w:hAnsiTheme="majorBidi" w:cstheme="majorBidi"/>
-          <w:lang w:val="id-ID"/>
-        </w:rPr>
-        <w:t xml:space="preserve"> dan</w:t>
-      </w:r>
-      <w:r>
-        <w:rPr>
-          <w:rFonts w:asciiTheme="majorBidi" w:hAnsiTheme="majorBidi" w:cstheme="majorBidi"/>
-        </w:rPr>
-        <w:t xml:space="preserve"> observasi</w:t>
-      </w:r>
-      <w:r>
-        <w:rPr>
-          <w:rFonts w:asciiTheme="majorBidi" w:hAnsiTheme="majorBidi" w:cstheme="majorBidi"/>
-          <w:lang w:val="id-ID"/>
-        </w:rPr>
-        <w:t>.</w:t>
+        <w:t xml:space="preserve">Metode </w:t>
+      </w:r>
+      <w:r>
+        <w:rPr>
+          <w:rFonts w:asciiTheme="majorBidi" w:hAnsiTheme="majorBidi" w:cstheme="majorBidi"/>
+          <w:lang w:val="id-ID"/>
+        </w:rPr>
+        <w:t>P</w:t>
+      </w:r>
+      <w:r>
+        <w:rPr>
+          <w:rFonts w:asciiTheme="majorBidi" w:hAnsiTheme="majorBidi" w:cstheme="majorBidi"/>
+        </w:rPr>
+        <w:t>engumpulan Data</w:t>
+      </w:r>
+    </w:p>
+    <w:p>
+      <w:pPr>
+        <w:pStyle w:val="ListParagraph"/>
+        <w:spacing w:line="360" w:lineRule="auto"/>
+        <w:ind w:left="709"/>
+        <w:jc w:val="both"/>
+        <w:rPr>
+          <w:rFonts w:asciiTheme="majorBidi" w:hAnsiTheme="majorBidi" w:cstheme="majorBidi"/>
+          <w:lang w:val="id-ID"/>
+        </w:rPr>
+      </w:pPr>
+      <w:r>
+        <w:rPr>
+          <w:rFonts w:asciiTheme="majorBidi" w:hAnsiTheme="majorBidi" w:cstheme="majorBidi"/>
+          <w:lang w:val="id-ID"/>
+        </w:rPr>
+        <w:t>Proses pengumpulan data dalam penelitian ini dilakukan melaui tiga pendekatan utama guna mendapatkan data yang komprehensif, yaitu:</w:t>
+      </w:r>
+    </w:p>
+    <w:p>
+      <w:pPr>
+        <w:pStyle w:val="ListParagraph"/>
+        <w:numPr>
+          <w:ilvl w:val="0"/>
+          <w:numId w:val="22"/>
+        </w:numPr>
+        <w:spacing w:line="360" w:lineRule="auto"/>
+        <w:jc w:val="both"/>
+        <w:rPr>
+          <w:rFonts w:asciiTheme="majorBidi" w:hAnsiTheme="majorBidi" w:cstheme="majorBidi"/>
+          <w:lang w:val="id-ID"/>
+        </w:rPr>
+      </w:pPr>
+      <w:r>
+        <w:rPr>
+          <w:rFonts w:asciiTheme="majorBidi" w:hAnsiTheme="majorBidi" w:cstheme="majorBidi"/>
+          <w:lang w:val="id-ID"/>
+        </w:rPr>
+        <w:t>Studi Literatur,</w:t>
+      </w:r>
+    </w:p>
+    <w:p>
+      <w:pPr>
+        <w:pStyle w:val="ListParagraph"/>
+        <w:numPr>
+          <w:ilvl w:val="0"/>
+          <w:numId w:val="22"/>
+        </w:numPr>
+        <w:spacing w:line="360" w:lineRule="auto"/>
+        <w:jc w:val="both"/>
+        <w:rPr>
+          <w:rFonts w:asciiTheme="majorBidi" w:hAnsiTheme="majorBidi" w:cstheme="majorBidi"/>
+          <w:lang w:val="id-ID"/>
+        </w:rPr>
+      </w:pPr>
+      <w:r>
+        <w:rPr>
+          <w:rFonts w:asciiTheme="majorBidi" w:hAnsiTheme="majorBidi" w:cstheme="majorBidi"/>
+          <w:lang w:val="id-ID"/>
+        </w:rPr>
+        <w:t>Observasi,</w:t>
+      </w:r>
+    </w:p>
+    <w:p>
+      <w:pPr>
+        <w:pStyle w:val="ListParagraph"/>
+        <w:numPr>
+          <w:ilvl w:val="0"/>
+          <w:numId w:val="22"/>
+        </w:numPr>
+        <w:spacing w:line="360" w:lineRule="auto"/>
+        <w:jc w:val="both"/>
+        <w:rPr>
+          <w:rFonts w:asciiTheme="majorBidi" w:hAnsiTheme="majorBidi" w:cstheme="majorBidi"/>
+          <w:lang w:val="id-ID"/>
+        </w:rPr>
+      </w:pPr>
+      <w:r>
+        <w:rPr>
+          <w:rFonts w:asciiTheme="majorBidi" w:hAnsiTheme="majorBidi" w:cstheme="majorBidi"/>
+          <w:lang w:val="id-ID"/>
+        </w:rPr>
+        <w:t>Wawancara.</w:t>
       </w:r>
     </w:p>
     <w:p>
@@ -1990,7 +3062,26 @@
           <w:rFonts w:asciiTheme="majorBidi" w:hAnsiTheme="majorBidi" w:cstheme="majorBidi"/>
           <w:sz w:val="24"/>
           <w:szCs w:val="24"/>
-          <w:lang w:val="id-ID"/>
+        </w:rPr>
+      </w:pPr>
+    </w:p>
+    <w:p>
+      <w:pPr>
+        <w:spacing w:after="0" w:line="360" w:lineRule="auto"/>
+        <w:rPr>
+          <w:rFonts w:asciiTheme="majorBidi" w:hAnsiTheme="majorBidi" w:cstheme="majorBidi"/>
+          <w:sz w:val="24"/>
+          <w:szCs w:val="24"/>
+        </w:rPr>
+      </w:pPr>
+    </w:p>
+    <w:p>
+      <w:pPr>
+        <w:spacing w:after="0" w:line="360" w:lineRule="auto"/>
+        <w:rPr>
+          <w:rFonts w:asciiTheme="majorBidi" w:hAnsiTheme="majorBidi" w:cstheme="majorBidi"/>
+          <w:sz w:val="24"/>
+          <w:szCs w:val="24"/>
         </w:rPr>
       </w:pPr>
       <w:r>
@@ -2004,13 +3095,13 @@
         <mc:AlternateContent>
           <mc:Choice Requires="wpg">
             <w:drawing>
-              <wp:anchor distT="0" distB="0" distL="114300" distR="114300" simplePos="0" relativeHeight="251665408" behindDoc="0" locked="0" layoutInCell="1" allowOverlap="1" wp14:anchorId="5F0A73F4" wp14:editId="50EFD721">
+              <wp:anchor distT="0" distB="0" distL="114300" distR="114300" simplePos="0" relativeHeight="251665408" behindDoc="0" locked="0" layoutInCell="1" allowOverlap="1" wp14:anchorId="5F0A73F4" wp14:editId="6D2BCB72">
                 <wp:simplePos x="0" y="0"/>
                 <wp:positionH relativeFrom="column">
-                  <wp:posOffset>1482032</wp:posOffset>
+                  <wp:posOffset>1481455</wp:posOffset>
                 </wp:positionH>
                 <wp:positionV relativeFrom="paragraph">
-                  <wp:posOffset>110721</wp:posOffset>
+                  <wp:posOffset>-1099608</wp:posOffset>
                 </wp:positionV>
                 <wp:extent cx="2027208" cy="3925019"/>
                 <wp:effectExtent l="0" t="0" r="11430" b="18415"/>
@@ -2529,7 +3620,7 @@
           </mc:Choice>
           <mc:Fallback>
             <w:pict>
-              <v:group w14:anchorId="5F0A73F4" id="Group 3" o:spid="_x0000_s1026" style="position:absolute;margin-left:116.7pt;margin-top:8.7pt;width:159.6pt;height:309.05pt;z-index:251665408;mso-width-relative:margin;mso-height-relative:margin" coordsize="3359,5883" o:gfxdata="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">
+              <v:group w14:anchorId="5F0A73F4" id="Group 3" o:spid="_x0000_s1026" style="position:absolute;margin-left:116.65pt;margin-top:-86.6pt;width:159.6pt;height:309.05pt;z-index:251665408;mso-width-relative:margin;mso-height-relative:margin" coordsize="3359,5883" o:gfxdata="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">
                 <v:rect id="Rectangle 27" o:spid="_x0000_s1027" style="position:absolute;top:5347;width:3359;height:536;visibility:visible;mso-wrap-style:square;v-text-anchor:top" o:gfxdata="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">
                   <v:textbox>
                     <w:txbxContent>
@@ -2712,8 +3803,10 @@
     <w:p>
       <w:pPr>
         <w:spacing w:after="0" w:line="360" w:lineRule="auto"/>
-        <w:rPr>
-          <w:rFonts w:asciiTheme="majorBidi" w:hAnsiTheme="majorBidi" w:cstheme="majorBidi"/>
+        <w:jc w:val="center"/>
+        <w:rPr>
+          <w:rFonts w:asciiTheme="majorBidi" w:hAnsiTheme="majorBidi" w:cstheme="majorBidi"/>
+          <w:b/>
           <w:sz w:val="24"/>
           <w:szCs w:val="24"/>
         </w:rPr>
@@ -2722,8 +3815,10 @@
     <w:p>
       <w:pPr>
         <w:spacing w:after="0" w:line="360" w:lineRule="auto"/>
-        <w:rPr>
-          <w:rFonts w:asciiTheme="majorBidi" w:hAnsiTheme="majorBidi" w:cstheme="majorBidi"/>
+        <w:jc w:val="center"/>
+        <w:rPr>
+          <w:rFonts w:asciiTheme="majorBidi" w:hAnsiTheme="majorBidi" w:cstheme="majorBidi"/>
+          <w:b/>
           <w:sz w:val="24"/>
           <w:szCs w:val="24"/>
         </w:rPr>
@@ -2732,8 +3827,10 @@
     <w:p>
       <w:pPr>
         <w:spacing w:after="0" w:line="360" w:lineRule="auto"/>
-        <w:rPr>
-          <w:rFonts w:asciiTheme="majorBidi" w:hAnsiTheme="majorBidi" w:cstheme="majorBidi"/>
+        <w:jc w:val="center"/>
+        <w:rPr>
+          <w:rFonts w:asciiTheme="majorBidi" w:hAnsiTheme="majorBidi" w:cstheme="majorBidi"/>
+          <w:b/>
           <w:sz w:val="24"/>
           <w:szCs w:val="24"/>
         </w:rPr>
@@ -2742,48 +3839,10 @@
     <w:p>
       <w:pPr>
         <w:spacing w:after="0" w:line="360" w:lineRule="auto"/>
-        <w:rPr>
-          <w:rFonts w:asciiTheme="majorBidi" w:hAnsiTheme="majorBidi" w:cstheme="majorBidi"/>
-          <w:sz w:val="24"/>
-          <w:szCs w:val="24"/>
-        </w:rPr>
-      </w:pPr>
-    </w:p>
-    <w:p>
-      <w:pPr>
-        <w:spacing w:after="0" w:line="360" w:lineRule="auto"/>
-        <w:rPr>
-          <w:rFonts w:asciiTheme="majorBidi" w:hAnsiTheme="majorBidi" w:cstheme="majorBidi"/>
-          <w:sz w:val="24"/>
-          <w:szCs w:val="24"/>
-        </w:rPr>
-      </w:pPr>
-    </w:p>
-    <w:p>
-      <w:pPr>
-        <w:spacing w:after="0" w:line="360" w:lineRule="auto"/>
-        <w:rPr>
-          <w:rFonts w:asciiTheme="majorBidi" w:hAnsiTheme="majorBidi" w:cstheme="majorBidi"/>
-          <w:sz w:val="24"/>
-          <w:szCs w:val="24"/>
-        </w:rPr>
-      </w:pPr>
-    </w:p>
-    <w:p>
-      <w:pPr>
-        <w:spacing w:after="0" w:line="360" w:lineRule="auto"/>
-        <w:rPr>
-          <w:rFonts w:asciiTheme="majorBidi" w:hAnsiTheme="majorBidi" w:cstheme="majorBidi"/>
-          <w:sz w:val="24"/>
-          <w:szCs w:val="24"/>
-        </w:rPr>
-      </w:pPr>
-    </w:p>
-    <w:p>
-      <w:pPr>
-        <w:spacing w:after="0" w:line="360" w:lineRule="auto"/>
-        <w:rPr>
-          <w:rFonts w:asciiTheme="majorBidi" w:hAnsiTheme="majorBidi" w:cstheme="majorBidi"/>
+        <w:jc w:val="center"/>
+        <w:rPr>
+          <w:rFonts w:asciiTheme="majorBidi" w:hAnsiTheme="majorBidi" w:cstheme="majorBidi"/>
+          <w:b/>
           <w:sz w:val="24"/>
           <w:szCs w:val="24"/>
         </w:rPr>
@@ -2944,29 +4003,16 @@
       </w:tblGrid>
       <w:tr>
         <w:trPr>
-          <w:trHeight w:val="793"/>
+          <w:trHeight w:val="475"/>
         </w:trPr>
         <w:tc>
           <w:tcPr>
             <w:tcW w:w="704" w:type="dxa"/>
+            <w:vAlign w:val="center"/>
           </w:tcPr>
           <w:p>
             <w:pPr>
               <w:pStyle w:val="ListParagraph"/>
-              <w:spacing w:before="240" w:after="240" w:line="360" w:lineRule="auto"/>
-              <w:ind w:left="0"/>
-              <w:jc w:val="center"/>
-              <w:rPr>
-                <w:rFonts w:asciiTheme="majorBidi" w:hAnsiTheme="majorBidi" w:cstheme="majorBidi"/>
-                <w:b/>
-                <w:lang w:val="id-ID"/>
-              </w:rPr>
-            </w:pPr>
-          </w:p>
-          <w:p>
-            <w:pPr>
-              <w:pStyle w:val="ListParagraph"/>
-              <w:spacing w:after="240" w:line="600" w:lineRule="auto"/>
               <w:ind w:left="0"/>
               <w:jc w:val="center"/>
               <w:rPr>
@@ -2988,24 +4034,11 @@
         <w:tc>
           <w:tcPr>
             <w:tcW w:w="1842" w:type="dxa"/>
+            <w:vAlign w:val="center"/>
           </w:tcPr>
           <w:p>
             <w:pPr>
               <w:pStyle w:val="ListParagraph"/>
-              <w:spacing w:line="360" w:lineRule="auto"/>
-              <w:ind w:left="0"/>
-              <w:jc w:val="center"/>
-              <w:rPr>
-                <w:rFonts w:asciiTheme="majorBidi" w:hAnsiTheme="majorBidi" w:cstheme="majorBidi"/>
-                <w:b/>
-                <w:lang w:val="id-ID"/>
-              </w:rPr>
-            </w:pPr>
-          </w:p>
-          <w:p>
-            <w:pPr>
-              <w:pStyle w:val="ListParagraph"/>
-              <w:spacing w:line="360" w:lineRule="auto"/>
               <w:ind w:left="0"/>
               <w:jc w:val="center"/>
               <w:rPr>
@@ -3027,11 +4060,11 @@
         <w:tc>
           <w:tcPr>
             <w:tcW w:w="851" w:type="dxa"/>
+            <w:vAlign w:val="center"/>
           </w:tcPr>
           <w:p>
             <w:pPr>
               <w:pStyle w:val="ListParagraph"/>
-              <w:spacing w:line="360" w:lineRule="auto"/>
               <w:ind w:left="0"/>
               <w:jc w:val="center"/>
               <w:rPr>
@@ -3053,11 +4086,11 @@
         <w:tc>
           <w:tcPr>
             <w:tcW w:w="850" w:type="dxa"/>
+            <w:vAlign w:val="center"/>
           </w:tcPr>
           <w:p>
             <w:pPr>
               <w:pStyle w:val="ListParagraph"/>
-              <w:spacing w:line="360" w:lineRule="auto"/>
               <w:ind w:left="0"/>
               <w:jc w:val="center"/>
               <w:rPr>
@@ -3079,11 +4112,11 @@
         <w:tc>
           <w:tcPr>
             <w:tcW w:w="851" w:type="dxa"/>
+            <w:vAlign w:val="center"/>
           </w:tcPr>
           <w:p>
             <w:pPr>
               <w:pStyle w:val="ListParagraph"/>
-              <w:spacing w:line="360" w:lineRule="auto"/>
               <w:ind w:left="0"/>
               <w:jc w:val="center"/>
               <w:rPr>
@@ -3105,11 +4138,11 @@
         <w:tc>
           <w:tcPr>
             <w:tcW w:w="850" w:type="dxa"/>
+            <w:vAlign w:val="center"/>
           </w:tcPr>
           <w:p>
             <w:pPr>
               <w:pStyle w:val="ListParagraph"/>
-              <w:spacing w:line="360" w:lineRule="auto"/>
               <w:ind w:left="0"/>
               <w:jc w:val="center"/>
               <w:rPr>
@@ -3131,11 +4164,11 @@
         <w:tc>
           <w:tcPr>
             <w:tcW w:w="851" w:type="dxa"/>
+            <w:vAlign w:val="center"/>
           </w:tcPr>
           <w:p>
             <w:pPr>
               <w:pStyle w:val="ListParagraph"/>
-              <w:spacing w:line="360" w:lineRule="auto"/>
               <w:ind w:left="0"/>
               <w:jc w:val="center"/>
               <w:rPr>
@@ -3157,11 +4190,11 @@
         <w:tc>
           <w:tcPr>
             <w:tcW w:w="845" w:type="dxa"/>
+            <w:vAlign w:val="center"/>
           </w:tcPr>
           <w:p>
             <w:pPr>
               <w:pStyle w:val="ListParagraph"/>
-              <w:spacing w:line="360" w:lineRule="auto"/>
               <w:ind w:left="0"/>
               <w:jc w:val="center"/>
               <w:rPr>
@@ -3185,13 +4218,13 @@
         <w:tc>
           <w:tcPr>
             <w:tcW w:w="704" w:type="dxa"/>
+            <w:vAlign w:val="center"/>
           </w:tcPr>
           <w:p>
             <w:pPr>
               <w:pStyle w:val="ListParagraph"/>
-              <w:spacing w:line="360" w:lineRule="auto"/>
               <w:ind w:left="0"/>
-              <w:jc w:val="both"/>
+              <w:jc w:val="center"/>
               <w:rPr>
                 <w:rFonts w:asciiTheme="majorBidi" w:hAnsiTheme="majorBidi" w:cstheme="majorBidi"/>
                 <w:bCs/>
@@ -3211,13 +4244,13 @@
         <w:tc>
           <w:tcPr>
             <w:tcW w:w="1842" w:type="dxa"/>
+            <w:vAlign w:val="center"/>
           </w:tcPr>
           <w:p>
             <w:pPr>
               <w:pStyle w:val="ListParagraph"/>
-              <w:spacing w:line="360" w:lineRule="auto"/>
               <w:ind w:left="0"/>
-              <w:jc w:val="both"/>
+              <w:jc w:val="center"/>
               <w:rPr>
                 <w:rFonts w:asciiTheme="majorBidi" w:hAnsiTheme="majorBidi" w:cstheme="majorBidi"/>
                 <w:bCs/>
@@ -3238,13 +4271,13 @@
           <w:tcPr>
             <w:tcW w:w="851" w:type="dxa"/>
             <w:shd w:val="clear" w:color="auto" w:fill="00B050"/>
+            <w:vAlign w:val="center"/>
           </w:tcPr>
           <w:p>
             <w:pPr>
               <w:pStyle w:val="ListParagraph"/>
-              <w:spacing w:line="360" w:lineRule="auto"/>
               <w:ind w:left="0"/>
-              <w:jc w:val="both"/>
+              <w:jc w:val="center"/>
               <w:rPr>
                 <w:rFonts w:asciiTheme="majorBidi" w:hAnsiTheme="majorBidi" w:cstheme="majorBidi"/>
                 <w:bCs/>
@@ -3256,13 +4289,13 @@
         <w:tc>
           <w:tcPr>
             <w:tcW w:w="850" w:type="dxa"/>
+            <w:vAlign w:val="center"/>
           </w:tcPr>
           <w:p>
             <w:pPr>
               <w:pStyle w:val="ListParagraph"/>
-              <w:spacing w:line="360" w:lineRule="auto"/>
               <w:ind w:left="0"/>
-              <w:jc w:val="both"/>
+              <w:jc w:val="center"/>
               <w:rPr>
                 <w:rFonts w:asciiTheme="majorBidi" w:hAnsiTheme="majorBidi" w:cstheme="majorBidi"/>
                 <w:bCs/>
@@ -3273,13 +4306,13 @@
         <w:tc>
           <w:tcPr>
             <w:tcW w:w="851" w:type="dxa"/>
+            <w:vAlign w:val="center"/>
           </w:tcPr>
           <w:p>
             <w:pPr>
               <w:pStyle w:val="ListParagraph"/>
-              <w:spacing w:line="360" w:lineRule="auto"/>
               <w:ind w:left="0"/>
-              <w:jc w:val="both"/>
+              <w:jc w:val="center"/>
               <w:rPr>
                 <w:rFonts w:asciiTheme="majorBidi" w:hAnsiTheme="majorBidi" w:cstheme="majorBidi"/>
                 <w:bCs/>
@@ -3290,13 +4323,13 @@
         <w:tc>
           <w:tcPr>
             <w:tcW w:w="850" w:type="dxa"/>
+            <w:vAlign w:val="center"/>
           </w:tcPr>
           <w:p>
             <w:pPr>
               <w:pStyle w:val="ListParagraph"/>
-              <w:spacing w:line="360" w:lineRule="auto"/>
               <w:ind w:left="0"/>
-              <w:jc w:val="both"/>
+              <w:jc w:val="center"/>
               <w:rPr>
                 <w:rFonts w:asciiTheme="majorBidi" w:hAnsiTheme="majorBidi" w:cstheme="majorBidi"/>
                 <w:bCs/>
@@ -3307,13 +4340,13 @@
         <w:tc>
           <w:tcPr>
             <w:tcW w:w="851" w:type="dxa"/>
+            <w:vAlign w:val="center"/>
           </w:tcPr>
           <w:p>
             <w:pPr>
               <w:pStyle w:val="ListParagraph"/>
-              <w:spacing w:line="360" w:lineRule="auto"/>
               <w:ind w:left="0"/>
-              <w:jc w:val="both"/>
+              <w:jc w:val="center"/>
               <w:rPr>
                 <w:rFonts w:asciiTheme="majorBidi" w:hAnsiTheme="majorBidi" w:cstheme="majorBidi"/>
                 <w:bCs/>
@@ -3324,13 +4357,13 @@
         <w:tc>
           <w:tcPr>
             <w:tcW w:w="845" w:type="dxa"/>
+            <w:vAlign w:val="center"/>
           </w:tcPr>
           <w:p>
             <w:pPr>
               <w:pStyle w:val="ListParagraph"/>
-              <w:spacing w:line="360" w:lineRule="auto"/>
               <w:ind w:left="0"/>
-              <w:jc w:val="both"/>
+              <w:jc w:val="center"/>
               <w:rPr>
                 <w:rFonts w:asciiTheme="majorBidi" w:hAnsiTheme="majorBidi" w:cstheme="majorBidi"/>
                 <w:bCs/>
@@ -3343,13 +4376,13 @@
         <w:tc>
           <w:tcPr>
             <w:tcW w:w="704" w:type="dxa"/>
+            <w:vAlign w:val="center"/>
           </w:tcPr>
           <w:p>
             <w:pPr>
               <w:pStyle w:val="ListParagraph"/>
-              <w:spacing w:line="360" w:lineRule="auto"/>
               <w:ind w:left="0"/>
-              <w:jc w:val="both"/>
+              <w:jc w:val="center"/>
               <w:rPr>
                 <w:rFonts w:asciiTheme="majorBidi" w:hAnsiTheme="majorBidi" w:cstheme="majorBidi"/>
                 <w:bCs/>
@@ -3369,13 +4402,13 @@
         <w:tc>
           <w:tcPr>
             <w:tcW w:w="1842" w:type="dxa"/>
+            <w:vAlign w:val="center"/>
           </w:tcPr>
           <w:p>
             <w:pPr>
               <w:pStyle w:val="ListParagraph"/>
-              <w:spacing w:line="360" w:lineRule="auto"/>
               <w:ind w:left="0"/>
-              <w:jc w:val="both"/>
+              <w:jc w:val="center"/>
               <w:rPr>
                 <w:rFonts w:asciiTheme="majorBidi" w:hAnsiTheme="majorBidi" w:cstheme="majorBidi"/>
                 <w:bCs/>
@@ -3396,13 +4429,13 @@
           <w:tcPr>
             <w:tcW w:w="851" w:type="dxa"/>
             <w:shd w:val="clear" w:color="auto" w:fill="00B050"/>
+            <w:vAlign w:val="center"/>
           </w:tcPr>
           <w:p>
             <w:pPr>
               <w:pStyle w:val="ListParagraph"/>
-              <w:spacing w:line="360" w:lineRule="auto"/>
               <w:ind w:left="0"/>
-              <w:jc w:val="both"/>
+              <w:jc w:val="center"/>
               <w:rPr>
                 <w:rFonts w:asciiTheme="majorBidi" w:hAnsiTheme="majorBidi" w:cstheme="majorBidi"/>
                 <w:bCs/>
@@ -3414,13 +4447,13 @@
           <w:tcPr>
             <w:tcW w:w="850" w:type="dxa"/>
             <w:shd w:val="clear" w:color="auto" w:fill="00B050"/>
+            <w:vAlign w:val="center"/>
           </w:tcPr>
           <w:p>
             <w:pPr>
               <w:pStyle w:val="ListParagraph"/>
-              <w:spacing w:line="360" w:lineRule="auto"/>
               <w:ind w:left="0"/>
-              <w:jc w:val="both"/>
+              <w:jc w:val="center"/>
               <w:rPr>
                 <w:rFonts w:asciiTheme="majorBidi" w:hAnsiTheme="majorBidi" w:cstheme="majorBidi"/>
                 <w:bCs/>
@@ -3431,13 +4464,13 @@
         <w:tc>
           <w:tcPr>
             <w:tcW w:w="851" w:type="dxa"/>
+            <w:vAlign w:val="center"/>
           </w:tcPr>
           <w:p>
             <w:pPr>
               <w:pStyle w:val="ListParagraph"/>
-              <w:spacing w:line="360" w:lineRule="auto"/>
               <w:ind w:left="0"/>
-              <w:jc w:val="both"/>
+              <w:jc w:val="center"/>
               <w:rPr>
                 <w:rFonts w:asciiTheme="majorBidi" w:hAnsiTheme="majorBidi" w:cstheme="majorBidi"/>
                 <w:bCs/>
@@ -3448,13 +4481,13 @@
         <w:tc>
           <w:tcPr>
             <w:tcW w:w="850" w:type="dxa"/>
+            <w:vAlign w:val="center"/>
           </w:tcPr>
           <w:p>
             <w:pPr>
               <w:pStyle w:val="ListParagraph"/>
-              <w:spacing w:line="360" w:lineRule="auto"/>
               <w:ind w:left="0"/>
-              <w:jc w:val="both"/>
+              <w:jc w:val="center"/>
               <w:rPr>
                 <w:rFonts w:asciiTheme="majorBidi" w:hAnsiTheme="majorBidi" w:cstheme="majorBidi"/>
                 <w:bCs/>
@@ -3465,13 +4498,13 @@
         <w:tc>
           <w:tcPr>
             <w:tcW w:w="851" w:type="dxa"/>
+            <w:vAlign w:val="center"/>
           </w:tcPr>
           <w:p>
             <w:pPr>
               <w:pStyle w:val="ListParagraph"/>
-              <w:spacing w:line="360" w:lineRule="auto"/>
               <w:ind w:left="0"/>
-              <w:jc w:val="both"/>
+              <w:jc w:val="center"/>
               <w:rPr>
                 <w:rFonts w:asciiTheme="majorBidi" w:hAnsiTheme="majorBidi" w:cstheme="majorBidi"/>
                 <w:bCs/>
@@ -3482,13 +4515,13 @@
         <w:tc>
           <w:tcPr>
             <w:tcW w:w="845" w:type="dxa"/>
+            <w:vAlign w:val="center"/>
           </w:tcPr>
           <w:p>
             <w:pPr>
               <w:pStyle w:val="ListParagraph"/>
-              <w:spacing w:line="360" w:lineRule="auto"/>
               <w:ind w:left="0"/>
-              <w:jc w:val="both"/>
+              <w:jc w:val="center"/>
               <w:rPr>
                 <w:rFonts w:asciiTheme="majorBidi" w:hAnsiTheme="majorBidi" w:cstheme="majorBidi"/>
                 <w:bCs/>
@@ -3501,13 +4534,13 @@
         <w:tc>
           <w:tcPr>
             <w:tcW w:w="704" w:type="dxa"/>
+            <w:vAlign w:val="center"/>
           </w:tcPr>
           <w:p>
             <w:pPr>
               <w:pStyle w:val="ListParagraph"/>
-              <w:spacing w:line="360" w:lineRule="auto"/>
               <w:ind w:left="0"/>
-              <w:jc w:val="both"/>
+              <w:jc w:val="center"/>
               <w:rPr>
                 <w:rFonts w:asciiTheme="majorBidi" w:hAnsiTheme="majorBidi" w:cstheme="majorBidi"/>
                 <w:bCs/>
@@ -3527,13 +4560,13 @@
         <w:tc>
           <w:tcPr>
             <w:tcW w:w="1842" w:type="dxa"/>
+            <w:vAlign w:val="center"/>
           </w:tcPr>
           <w:p>
             <w:pPr>
               <w:pStyle w:val="ListParagraph"/>
-              <w:spacing w:line="360" w:lineRule="auto"/>
               <w:ind w:left="0"/>
-              <w:jc w:val="both"/>
+              <w:jc w:val="center"/>
               <w:rPr>
                 <w:rFonts w:asciiTheme="majorBidi" w:hAnsiTheme="majorBidi" w:cstheme="majorBidi"/>
                 <w:bCs/>
@@ -3553,13 +4586,13 @@
         <w:tc>
           <w:tcPr>
             <w:tcW w:w="851" w:type="dxa"/>
+            <w:vAlign w:val="center"/>
           </w:tcPr>
           <w:p>
             <w:pPr>
               <w:pStyle w:val="ListParagraph"/>
-              <w:spacing w:line="360" w:lineRule="auto"/>
               <w:ind w:left="0"/>
-              <w:jc w:val="both"/>
+              <w:jc w:val="center"/>
               <w:rPr>
                 <w:rFonts w:asciiTheme="majorBidi" w:hAnsiTheme="majorBidi" w:cstheme="majorBidi"/>
                 <w:bCs/>
@@ -3571,13 +4604,13 @@
           <w:tcPr>
             <w:tcW w:w="850" w:type="dxa"/>
             <w:shd w:val="clear" w:color="auto" w:fill="00B050"/>
+            <w:vAlign w:val="center"/>
           </w:tcPr>
           <w:p>
             <w:pPr>
               <w:pStyle w:val="ListParagraph"/>
-              <w:spacing w:line="360" w:lineRule="auto"/>
               <w:ind w:left="0"/>
-              <w:jc w:val="both"/>
+              <w:jc w:val="center"/>
               <w:rPr>
                 <w:rFonts w:asciiTheme="majorBidi" w:hAnsiTheme="majorBidi" w:cstheme="majorBidi"/>
                 <w:bCs/>
@@ -3589,13 +4622,13 @@
           <w:tcPr>
             <w:tcW w:w="851" w:type="dxa"/>
             <w:shd w:val="clear" w:color="auto" w:fill="00B050"/>
+            <w:vAlign w:val="center"/>
           </w:tcPr>
           <w:p>
             <w:pPr>
               <w:pStyle w:val="ListParagraph"/>
-              <w:spacing w:line="360" w:lineRule="auto"/>
               <w:ind w:left="0"/>
-              <w:jc w:val="both"/>
+              <w:jc w:val="center"/>
               <w:rPr>
                 <w:rFonts w:asciiTheme="majorBidi" w:hAnsiTheme="majorBidi" w:cstheme="majorBidi"/>
                 <w:bCs/>
@@ -3606,13 +4639,13 @@
         <w:tc>
           <w:tcPr>
             <w:tcW w:w="850" w:type="dxa"/>
+            <w:vAlign w:val="center"/>
           </w:tcPr>
           <w:p>
             <w:pPr>
               <w:pStyle w:val="ListParagraph"/>
-              <w:spacing w:line="360" w:lineRule="auto"/>
               <w:ind w:left="0"/>
-              <w:jc w:val="both"/>
+              <w:jc w:val="center"/>
               <w:rPr>
                 <w:rFonts w:asciiTheme="majorBidi" w:hAnsiTheme="majorBidi" w:cstheme="majorBidi"/>
                 <w:bCs/>
@@ -3623,13 +4656,13 @@
         <w:tc>
           <w:tcPr>
             <w:tcW w:w="851" w:type="dxa"/>
+            <w:vAlign w:val="center"/>
           </w:tcPr>
           <w:p>
             <w:pPr>
               <w:pStyle w:val="ListParagraph"/>
-              <w:spacing w:line="360" w:lineRule="auto"/>
               <w:ind w:left="0"/>
-              <w:jc w:val="both"/>
+              <w:jc w:val="center"/>
               <w:rPr>
                 <w:rFonts w:asciiTheme="majorBidi" w:hAnsiTheme="majorBidi" w:cstheme="majorBidi"/>
                 <w:bCs/>
@@ -3640,13 +4673,13 @@
         <w:tc>
           <w:tcPr>
             <w:tcW w:w="845" w:type="dxa"/>
+            <w:vAlign w:val="center"/>
           </w:tcPr>
           <w:p>
             <w:pPr>
               <w:pStyle w:val="ListParagraph"/>
-              <w:spacing w:line="360" w:lineRule="auto"/>
               <w:ind w:left="0"/>
-              <w:jc w:val="both"/>
+              <w:jc w:val="center"/>
               <w:rPr>
                 <w:rFonts w:asciiTheme="majorBidi" w:hAnsiTheme="majorBidi" w:cstheme="majorBidi"/>
                 <w:bCs/>
@@ -3659,13 +4692,13 @@
         <w:tc>
           <w:tcPr>
             <w:tcW w:w="704" w:type="dxa"/>
+            <w:vAlign w:val="center"/>
           </w:tcPr>
           <w:p>
             <w:pPr>
               <w:pStyle w:val="ListParagraph"/>
-              <w:spacing w:line="360" w:lineRule="auto"/>
               <w:ind w:left="0"/>
-              <w:jc w:val="both"/>
+              <w:jc w:val="center"/>
               <w:rPr>
                 <w:rFonts w:asciiTheme="majorBidi" w:hAnsiTheme="majorBidi" w:cstheme="majorBidi"/>
                 <w:bCs/>
@@ -3685,13 +4718,13 @@
         <w:tc>
           <w:tcPr>
             <w:tcW w:w="1842" w:type="dxa"/>
+            <w:vAlign w:val="center"/>
           </w:tcPr>
           <w:p>
             <w:pPr>
               <w:pStyle w:val="ListParagraph"/>
-              <w:spacing w:line="360" w:lineRule="auto"/>
               <w:ind w:left="0"/>
-              <w:jc w:val="both"/>
+              <w:jc w:val="center"/>
               <w:rPr>
                 <w:rFonts w:asciiTheme="majorBidi" w:hAnsiTheme="majorBidi" w:cstheme="majorBidi"/>
                 <w:bCs/>
@@ -3711,13 +4744,13 @@
         <w:tc>
           <w:tcPr>
             <w:tcW w:w="851" w:type="dxa"/>
+            <w:vAlign w:val="center"/>
           </w:tcPr>
           <w:p>
             <w:pPr>
               <w:pStyle w:val="ListParagraph"/>
-              <w:spacing w:line="360" w:lineRule="auto"/>
               <w:ind w:left="0"/>
-              <w:jc w:val="both"/>
+              <w:jc w:val="center"/>
               <w:rPr>
                 <w:rFonts w:asciiTheme="majorBidi" w:hAnsiTheme="majorBidi" w:cstheme="majorBidi"/>
                 <w:bCs/>
@@ -3729,13 +4762,13 @@
           <w:tcPr>
             <w:tcW w:w="850" w:type="dxa"/>
             <w:shd w:val="clear" w:color="auto" w:fill="00B050"/>
+            <w:vAlign w:val="center"/>
           </w:tcPr>
           <w:p>
             <w:pPr>
               <w:pStyle w:val="ListParagraph"/>
-              <w:spacing w:line="360" w:lineRule="auto"/>
               <w:ind w:left="0"/>
-              <w:jc w:val="both"/>
+              <w:jc w:val="center"/>
               <w:rPr>
                 <w:rFonts w:asciiTheme="majorBidi" w:hAnsiTheme="majorBidi" w:cstheme="majorBidi"/>
                 <w:bCs/>
@@ -3747,13 +4780,13 @@
           <w:tcPr>
             <w:tcW w:w="851" w:type="dxa"/>
             <w:shd w:val="clear" w:color="auto" w:fill="00B050"/>
+            <w:vAlign w:val="center"/>
           </w:tcPr>
           <w:p>
             <w:pPr>
               <w:pStyle w:val="ListParagraph"/>
-              <w:spacing w:line="360" w:lineRule="auto"/>
               <w:ind w:left="0"/>
-              <w:jc w:val="both"/>
+              <w:jc w:val="center"/>
               <w:rPr>
                 <w:rFonts w:asciiTheme="majorBidi" w:hAnsiTheme="majorBidi" w:cstheme="majorBidi"/>
                 <w:bCs/>
@@ -3764,13 +4797,13 @@
         <w:tc>
           <w:tcPr>
             <w:tcW w:w="850" w:type="dxa"/>
+            <w:vAlign w:val="center"/>
           </w:tcPr>
           <w:p>
             <w:pPr>
               <w:pStyle w:val="ListParagraph"/>
-              <w:spacing w:line="360" w:lineRule="auto"/>
               <w:ind w:left="0"/>
-              <w:jc w:val="both"/>
+              <w:jc w:val="center"/>
               <w:rPr>
                 <w:rFonts w:asciiTheme="majorBidi" w:hAnsiTheme="majorBidi" w:cstheme="majorBidi"/>
                 <w:bCs/>
@@ -3781,13 +4814,13 @@
         <w:tc>
           <w:tcPr>
             <w:tcW w:w="851" w:type="dxa"/>
+            <w:vAlign w:val="center"/>
           </w:tcPr>
           <w:p>
             <w:pPr>
               <w:pStyle w:val="ListParagraph"/>
-              <w:spacing w:line="360" w:lineRule="auto"/>
               <w:ind w:left="0"/>
-              <w:jc w:val="both"/>
+              <w:jc w:val="center"/>
               <w:rPr>
                 <w:rFonts w:asciiTheme="majorBidi" w:hAnsiTheme="majorBidi" w:cstheme="majorBidi"/>
                 <w:bCs/>
@@ -3798,13 +4831,13 @@
         <w:tc>
           <w:tcPr>
             <w:tcW w:w="845" w:type="dxa"/>
+            <w:vAlign w:val="center"/>
           </w:tcPr>
           <w:p>
             <w:pPr>
               <w:pStyle w:val="ListParagraph"/>
-              <w:spacing w:line="360" w:lineRule="auto"/>
               <w:ind w:left="0"/>
-              <w:jc w:val="both"/>
+              <w:jc w:val="center"/>
               <w:rPr>
                 <w:rFonts w:asciiTheme="majorBidi" w:hAnsiTheme="majorBidi" w:cstheme="majorBidi"/>
                 <w:bCs/>
@@ -3817,13 +4850,13 @@
         <w:tc>
           <w:tcPr>
             <w:tcW w:w="704" w:type="dxa"/>
+            <w:vAlign w:val="center"/>
           </w:tcPr>
           <w:p>
             <w:pPr>
               <w:pStyle w:val="ListParagraph"/>
-              <w:spacing w:line="360" w:lineRule="auto"/>
               <w:ind w:left="0"/>
-              <w:jc w:val="both"/>
+              <w:jc w:val="center"/>
               <w:rPr>
                 <w:rFonts w:asciiTheme="majorBidi" w:hAnsiTheme="majorBidi" w:cstheme="majorBidi"/>
                 <w:bCs/>
@@ -3843,13 +4876,13 @@
         <w:tc>
           <w:tcPr>
             <w:tcW w:w="1842" w:type="dxa"/>
+            <w:vAlign w:val="center"/>
           </w:tcPr>
           <w:p>
             <w:pPr>
               <w:pStyle w:val="ListParagraph"/>
-              <w:spacing w:line="360" w:lineRule="auto"/>
               <w:ind w:left="0"/>
-              <w:jc w:val="both"/>
+              <w:jc w:val="center"/>
               <w:rPr>
                 <w:rFonts w:asciiTheme="majorBidi" w:hAnsiTheme="majorBidi" w:cstheme="majorBidi"/>
                 <w:bCs/>
@@ -3869,13 +4902,13 @@
         <w:tc>
           <w:tcPr>
             <w:tcW w:w="851" w:type="dxa"/>
+            <w:vAlign w:val="center"/>
           </w:tcPr>
           <w:p>
             <w:pPr>
               <w:pStyle w:val="ListParagraph"/>
-              <w:spacing w:line="360" w:lineRule="auto"/>
               <w:ind w:left="0"/>
-              <w:jc w:val="both"/>
+              <w:jc w:val="center"/>
               <w:rPr>
                 <w:rFonts w:asciiTheme="majorBidi" w:hAnsiTheme="majorBidi" w:cstheme="majorBidi"/>
                 <w:bCs/>
@@ -3886,13 +4919,13 @@
         <w:tc>
           <w:tcPr>
             <w:tcW w:w="850" w:type="dxa"/>
+            <w:vAlign w:val="center"/>
           </w:tcPr>
           <w:p>
             <w:pPr>
               <w:pStyle w:val="ListParagraph"/>
-              <w:spacing w:line="360" w:lineRule="auto"/>
               <w:ind w:left="0"/>
-              <w:jc w:val="both"/>
+              <w:jc w:val="center"/>
               <w:rPr>
                 <w:rFonts w:asciiTheme="majorBidi" w:hAnsiTheme="majorBidi" w:cstheme="majorBidi"/>
                 <w:bCs/>
@@ -3904,13 +4937,13 @@
           <w:tcPr>
             <w:tcW w:w="851" w:type="dxa"/>
             <w:shd w:val="clear" w:color="auto" w:fill="00B050"/>
+            <w:vAlign w:val="center"/>
           </w:tcPr>
           <w:p>
             <w:pPr>
               <w:pStyle w:val="ListParagraph"/>
-              <w:spacing w:line="360" w:lineRule="auto"/>
               <w:ind w:left="0"/>
-              <w:jc w:val="both"/>
+              <w:jc w:val="center"/>
               <w:rPr>
                 <w:rFonts w:asciiTheme="majorBidi" w:hAnsiTheme="majorBidi" w:cstheme="majorBidi"/>
                 <w:bCs/>
@@ -3922,13 +4955,13 @@
           <w:tcPr>
             <w:tcW w:w="850" w:type="dxa"/>
             <w:shd w:val="clear" w:color="auto" w:fill="00B050"/>
+            <w:vAlign w:val="center"/>
           </w:tcPr>
           <w:p>
             <w:pPr>
               <w:pStyle w:val="ListParagraph"/>
-              <w:spacing w:line="360" w:lineRule="auto"/>
               <w:ind w:left="0"/>
-              <w:jc w:val="both"/>
+              <w:jc w:val="center"/>
               <w:rPr>
                 <w:rFonts w:asciiTheme="majorBidi" w:hAnsiTheme="majorBidi" w:cstheme="majorBidi"/>
                 <w:bCs/>
@@ -3939,13 +4972,13 @@
         <w:tc>
           <w:tcPr>
             <w:tcW w:w="851" w:type="dxa"/>
+            <w:vAlign w:val="center"/>
           </w:tcPr>
           <w:p>
             <w:pPr>
               <w:pStyle w:val="ListParagraph"/>
-              <w:spacing w:line="360" w:lineRule="auto"/>
               <w:ind w:left="0"/>
-              <w:jc w:val="both"/>
+              <w:jc w:val="center"/>
               <w:rPr>
                 <w:rFonts w:asciiTheme="majorBidi" w:hAnsiTheme="majorBidi" w:cstheme="majorBidi"/>
                 <w:bCs/>
@@ -3956,13 +4989,13 @@
         <w:tc>
           <w:tcPr>
             <w:tcW w:w="845" w:type="dxa"/>
+            <w:vAlign w:val="center"/>
           </w:tcPr>
           <w:p>
             <w:pPr>
               <w:pStyle w:val="ListParagraph"/>
-              <w:spacing w:line="360" w:lineRule="auto"/>
               <w:ind w:left="0"/>
-              <w:jc w:val="both"/>
+              <w:jc w:val="center"/>
               <w:rPr>
                 <w:rFonts w:asciiTheme="majorBidi" w:hAnsiTheme="majorBidi" w:cstheme="majorBidi"/>
                 <w:bCs/>
@@ -3975,13 +5008,13 @@
         <w:tc>
           <w:tcPr>
             <w:tcW w:w="704" w:type="dxa"/>
+            <w:vAlign w:val="center"/>
           </w:tcPr>
           <w:p>
             <w:pPr>
               <w:pStyle w:val="ListParagraph"/>
-              <w:spacing w:line="360" w:lineRule="auto"/>
               <w:ind w:left="0"/>
-              <w:jc w:val="both"/>
+              <w:jc w:val="center"/>
               <w:rPr>
                 <w:rFonts w:asciiTheme="majorBidi" w:hAnsiTheme="majorBidi" w:cstheme="majorBidi"/>
                 <w:bCs/>
@@ -4001,13 +5034,13 @@
         <w:tc>
           <w:tcPr>
             <w:tcW w:w="1842" w:type="dxa"/>
+            <w:vAlign w:val="center"/>
           </w:tcPr>
           <w:p>
             <w:pPr>
               <w:pStyle w:val="ListParagraph"/>
-              <w:spacing w:line="360" w:lineRule="auto"/>
               <w:ind w:left="0"/>
-              <w:jc w:val="both"/>
+              <w:jc w:val="center"/>
               <w:rPr>
                 <w:rFonts w:asciiTheme="majorBidi" w:hAnsiTheme="majorBidi" w:cstheme="majorBidi"/>
                 <w:bCs/>
@@ -4027,13 +5060,13 @@
         <w:tc>
           <w:tcPr>
             <w:tcW w:w="851" w:type="dxa"/>
+            <w:vAlign w:val="center"/>
           </w:tcPr>
           <w:p>
             <w:pPr>
               <w:pStyle w:val="ListParagraph"/>
-              <w:spacing w:line="360" w:lineRule="auto"/>
               <w:ind w:left="0"/>
-              <w:jc w:val="both"/>
+              <w:jc w:val="center"/>
               <w:rPr>
                 <w:rFonts w:asciiTheme="majorBidi" w:hAnsiTheme="majorBidi" w:cstheme="majorBidi"/>
                 <w:bCs/>
@@ -4044,13 +5077,13 @@
         <w:tc>
           <w:tcPr>
             <w:tcW w:w="850" w:type="dxa"/>
+            <w:vAlign w:val="center"/>
           </w:tcPr>
           <w:p>
             <w:pPr>
               <w:pStyle w:val="ListParagraph"/>
-              <w:spacing w:line="360" w:lineRule="auto"/>
               <w:ind w:left="0"/>
-              <w:jc w:val="both"/>
+              <w:jc w:val="center"/>
               <w:rPr>
                 <w:rFonts w:asciiTheme="majorBidi" w:hAnsiTheme="majorBidi" w:cstheme="majorBidi"/>
                 <w:bCs/>
@@ -4062,13 +5095,13 @@
           <w:tcPr>
             <w:tcW w:w="851" w:type="dxa"/>
             <w:shd w:val="clear" w:color="auto" w:fill="00B050"/>
+            <w:vAlign w:val="center"/>
           </w:tcPr>
           <w:p>
             <w:pPr>
               <w:pStyle w:val="ListParagraph"/>
-              <w:spacing w:line="360" w:lineRule="auto"/>
               <w:ind w:left="0"/>
-              <w:jc w:val="both"/>
+              <w:jc w:val="center"/>
               <w:rPr>
                 <w:rFonts w:asciiTheme="majorBidi" w:hAnsiTheme="majorBidi" w:cstheme="majorBidi"/>
                 <w:bCs/>
@@ -4080,13 +5113,13 @@
           <w:tcPr>
             <w:tcW w:w="850" w:type="dxa"/>
             <w:shd w:val="clear" w:color="auto" w:fill="00B050"/>
+            <w:vAlign w:val="center"/>
           </w:tcPr>
           <w:p>
             <w:pPr>
               <w:pStyle w:val="ListParagraph"/>
-              <w:spacing w:line="360" w:lineRule="auto"/>
               <w:ind w:left="0"/>
-              <w:jc w:val="both"/>
+              <w:jc w:val="center"/>
               <w:rPr>
                 <w:rFonts w:asciiTheme="majorBidi" w:hAnsiTheme="majorBidi" w:cstheme="majorBidi"/>
                 <w:bCs/>
@@ -4097,13 +5130,13 @@
         <w:tc>
           <w:tcPr>
             <w:tcW w:w="851" w:type="dxa"/>
+            <w:vAlign w:val="center"/>
           </w:tcPr>
           <w:p>
             <w:pPr>
               <w:pStyle w:val="ListParagraph"/>
-              <w:spacing w:line="360" w:lineRule="auto"/>
               <w:ind w:left="0"/>
-              <w:jc w:val="both"/>
+              <w:jc w:val="center"/>
               <w:rPr>
                 <w:rFonts w:asciiTheme="majorBidi" w:hAnsiTheme="majorBidi" w:cstheme="majorBidi"/>
                 <w:bCs/>
@@ -4114,13 +5147,13 @@
         <w:tc>
           <w:tcPr>
             <w:tcW w:w="845" w:type="dxa"/>
+            <w:vAlign w:val="center"/>
           </w:tcPr>
           <w:p>
             <w:pPr>
               <w:pStyle w:val="ListParagraph"/>
-              <w:spacing w:line="360" w:lineRule="auto"/>
               <w:ind w:left="0"/>
-              <w:jc w:val="both"/>
+              <w:jc w:val="center"/>
               <w:rPr>
                 <w:rFonts w:asciiTheme="majorBidi" w:hAnsiTheme="majorBidi" w:cstheme="majorBidi"/>
                 <w:bCs/>
@@ -4133,13 +5166,13 @@
         <w:tc>
           <w:tcPr>
             <w:tcW w:w="704" w:type="dxa"/>
+            <w:vAlign w:val="center"/>
           </w:tcPr>
           <w:p>
             <w:pPr>
               <w:pStyle w:val="ListParagraph"/>
-              <w:spacing w:line="360" w:lineRule="auto"/>
               <w:ind w:left="0"/>
-              <w:jc w:val="both"/>
+              <w:jc w:val="center"/>
               <w:rPr>
                 <w:rFonts w:asciiTheme="majorBidi" w:hAnsiTheme="majorBidi" w:cstheme="majorBidi"/>
                 <w:bCs/>
@@ -4159,13 +5192,13 @@
         <w:tc>
           <w:tcPr>
             <w:tcW w:w="1842" w:type="dxa"/>
+            <w:vAlign w:val="center"/>
           </w:tcPr>
           <w:p>
             <w:pPr>
               <w:pStyle w:val="ListParagraph"/>
-              <w:spacing w:line="360" w:lineRule="auto"/>
               <w:ind w:left="0"/>
-              <w:jc w:val="both"/>
+              <w:jc w:val="center"/>
               <w:rPr>
                 <w:rFonts w:asciiTheme="majorBidi" w:hAnsiTheme="majorBidi" w:cstheme="majorBidi"/>
                 <w:bCs/>
@@ -4185,13 +5218,13 @@
         <w:tc>
           <w:tcPr>
             <w:tcW w:w="851" w:type="dxa"/>
+            <w:vAlign w:val="center"/>
           </w:tcPr>
           <w:p>
             <w:pPr>
               <w:pStyle w:val="ListParagraph"/>
-              <w:spacing w:line="360" w:lineRule="auto"/>
               <w:ind w:left="0"/>
-              <w:jc w:val="both"/>
+              <w:jc w:val="center"/>
               <w:rPr>
                 <w:rFonts w:asciiTheme="majorBidi" w:hAnsiTheme="majorBidi" w:cstheme="majorBidi"/>
                 <w:bCs/>
@@ -4202,13 +5235,13 @@
         <w:tc>
           <w:tcPr>
             <w:tcW w:w="850" w:type="dxa"/>
+            <w:vAlign w:val="center"/>
           </w:tcPr>
           <w:p>
             <w:pPr>
               <w:pStyle w:val="ListParagraph"/>
-              <w:spacing w:line="360" w:lineRule="auto"/>
               <w:ind w:left="0"/>
-              <w:jc w:val="both"/>
+              <w:jc w:val="center"/>
               <w:rPr>
                 <w:rFonts w:asciiTheme="majorBidi" w:hAnsiTheme="majorBidi" w:cstheme="majorBidi"/>
                 <w:bCs/>
@@ -4219,13 +5252,13 @@
         <w:tc>
           <w:tcPr>
             <w:tcW w:w="851" w:type="dxa"/>
+            <w:vAlign w:val="center"/>
           </w:tcPr>
           <w:p>
             <w:pPr>
               <w:pStyle w:val="ListParagraph"/>
-              <w:spacing w:line="360" w:lineRule="auto"/>
               <w:ind w:left="0"/>
-              <w:jc w:val="both"/>
+              <w:jc w:val="center"/>
               <w:rPr>
                 <w:rFonts w:asciiTheme="majorBidi" w:hAnsiTheme="majorBidi" w:cstheme="majorBidi"/>
                 <w:bCs/>
@@ -4237,13 +5270,13 @@
           <w:tcPr>
             <w:tcW w:w="850" w:type="dxa"/>
             <w:shd w:val="clear" w:color="auto" w:fill="00B050"/>
+            <w:vAlign w:val="center"/>
           </w:tcPr>
           <w:p>
             <w:pPr>
               <w:pStyle w:val="ListParagraph"/>
-              <w:spacing w:line="360" w:lineRule="auto"/>
               <w:ind w:left="0"/>
-              <w:jc w:val="both"/>
+              <w:jc w:val="center"/>
               <w:rPr>
                 <w:rFonts w:asciiTheme="majorBidi" w:hAnsiTheme="majorBidi" w:cstheme="majorBidi"/>
                 <w:bCs/>
@@ -4255,13 +5288,13 @@
           <w:tcPr>
             <w:tcW w:w="851" w:type="dxa"/>
             <w:shd w:val="clear" w:color="auto" w:fill="00B050"/>
+            <w:vAlign w:val="center"/>
           </w:tcPr>
           <w:p>
             <w:pPr>
               <w:pStyle w:val="ListParagraph"/>
-              <w:spacing w:line="360" w:lineRule="auto"/>
               <w:ind w:left="0"/>
-              <w:jc w:val="both"/>
+              <w:jc w:val="center"/>
               <w:rPr>
                 <w:rFonts w:asciiTheme="majorBidi" w:hAnsiTheme="majorBidi" w:cstheme="majorBidi"/>
                 <w:bCs/>
@@ -4272,13 +5305,13 @@
         <w:tc>
           <w:tcPr>
             <w:tcW w:w="845" w:type="dxa"/>
+            <w:vAlign w:val="center"/>
           </w:tcPr>
           <w:p>
             <w:pPr>
               <w:pStyle w:val="ListParagraph"/>
-              <w:spacing w:line="360" w:lineRule="auto"/>
               <w:ind w:left="0"/>
-              <w:jc w:val="both"/>
+              <w:jc w:val="center"/>
               <w:rPr>
                 <w:rFonts w:asciiTheme="majorBidi" w:hAnsiTheme="majorBidi" w:cstheme="majorBidi"/>
                 <w:bCs/>
@@ -4291,13 +5324,13 @@
         <w:tc>
           <w:tcPr>
             <w:tcW w:w="704" w:type="dxa"/>
+            <w:vAlign w:val="center"/>
           </w:tcPr>
           <w:p>
             <w:pPr>
               <w:pStyle w:val="ListParagraph"/>
-              <w:spacing w:line="360" w:lineRule="auto"/>
               <w:ind w:left="0"/>
-              <w:jc w:val="both"/>
+              <w:jc w:val="center"/>
               <w:rPr>
                 <w:rFonts w:asciiTheme="majorBidi" w:hAnsiTheme="majorBidi" w:cstheme="majorBidi"/>
                 <w:bCs/>
@@ -4317,13 +5350,13 @@
         <w:tc>
           <w:tcPr>
             <w:tcW w:w="1842" w:type="dxa"/>
+            <w:vAlign w:val="center"/>
           </w:tcPr>
           <w:p>
             <w:pPr>
               <w:pStyle w:val="ListParagraph"/>
-              <w:spacing w:line="360" w:lineRule="auto"/>
               <w:ind w:left="0"/>
-              <w:jc w:val="both"/>
+              <w:jc w:val="center"/>
               <w:rPr>
                 <w:rFonts w:asciiTheme="majorBidi" w:hAnsiTheme="majorBidi" w:cstheme="majorBidi"/>
                 <w:bCs/>
@@ -4343,13 +5376,13 @@
         <w:tc>
           <w:tcPr>
             <w:tcW w:w="851" w:type="dxa"/>
+            <w:vAlign w:val="center"/>
           </w:tcPr>
           <w:p>
             <w:pPr>
               <w:pStyle w:val="ListParagraph"/>
-              <w:spacing w:line="360" w:lineRule="auto"/>
               <w:ind w:left="0"/>
-              <w:jc w:val="both"/>
+              <w:jc w:val="center"/>
               <w:rPr>
                 <w:rFonts w:asciiTheme="majorBidi" w:hAnsiTheme="majorBidi" w:cstheme="majorBidi"/>
                 <w:bCs/>
@@ -4360,13 +5393,13 @@
         <w:tc>
           <w:tcPr>
             <w:tcW w:w="850" w:type="dxa"/>
+            <w:vAlign w:val="center"/>
           </w:tcPr>
           <w:p>
             <w:pPr>
               <w:pStyle w:val="ListParagraph"/>
-              <w:spacing w:line="360" w:lineRule="auto"/>
               <w:ind w:left="0"/>
-              <w:jc w:val="both"/>
+              <w:jc w:val="center"/>
               <w:rPr>
                 <w:rFonts w:asciiTheme="majorBidi" w:hAnsiTheme="majorBidi" w:cstheme="majorBidi"/>
                 <w:bCs/>
@@ -4377,13 +5410,13 @@
         <w:tc>
           <w:tcPr>
             <w:tcW w:w="851" w:type="dxa"/>
+            <w:vAlign w:val="center"/>
           </w:tcPr>
           <w:p>
             <w:pPr>
               <w:pStyle w:val="ListParagraph"/>
-              <w:spacing w:line="360" w:lineRule="auto"/>
               <w:ind w:left="0"/>
-              <w:jc w:val="both"/>
+              <w:jc w:val="center"/>
               <w:rPr>
                 <w:rFonts w:asciiTheme="majorBidi" w:hAnsiTheme="majorBidi" w:cstheme="majorBidi"/>
                 <w:bCs/>
@@ -4394,13 +5427,13 @@
         <w:tc>
           <w:tcPr>
             <w:tcW w:w="850" w:type="dxa"/>
+            <w:vAlign w:val="center"/>
           </w:tcPr>
           <w:p>
             <w:pPr>
               <w:pStyle w:val="ListParagraph"/>
-              <w:spacing w:line="360" w:lineRule="auto"/>
               <w:ind w:left="0"/>
-              <w:jc w:val="both"/>
+              <w:jc w:val="center"/>
               <w:rPr>
                 <w:rFonts w:asciiTheme="majorBidi" w:hAnsiTheme="majorBidi" w:cstheme="majorBidi"/>
                 <w:bCs/>
@@ -4412,13 +5445,13 @@
           <w:tcPr>
             <w:tcW w:w="851" w:type="dxa"/>
             <w:shd w:val="clear" w:color="auto" w:fill="00B050"/>
+            <w:vAlign w:val="center"/>
           </w:tcPr>
           <w:p>
             <w:pPr>
               <w:pStyle w:val="ListParagraph"/>
-              <w:spacing w:line="360" w:lineRule="auto"/>
               <w:ind w:left="0"/>
-              <w:jc w:val="both"/>
+              <w:jc w:val="center"/>
               <w:rPr>
                 <w:rFonts w:asciiTheme="majorBidi" w:hAnsiTheme="majorBidi" w:cstheme="majorBidi"/>
                 <w:bCs/>
@@ -4429,13 +5462,13 @@
         <w:tc>
           <w:tcPr>
             <w:tcW w:w="845" w:type="dxa"/>
+            <w:vAlign w:val="center"/>
           </w:tcPr>
           <w:p>
             <w:pPr>
               <w:pStyle w:val="ListParagraph"/>
-              <w:spacing w:line="360" w:lineRule="auto"/>
               <w:ind w:left="0"/>
-              <w:jc w:val="both"/>
+              <w:jc w:val="center"/>
               <w:rPr>
                 <w:rFonts w:asciiTheme="majorBidi" w:hAnsiTheme="majorBidi" w:cstheme="majorBidi"/>
                 <w:bCs/>
@@ -4448,13 +5481,13 @@
         <w:tc>
           <w:tcPr>
             <w:tcW w:w="704" w:type="dxa"/>
+            <w:vAlign w:val="center"/>
           </w:tcPr>
           <w:p>
             <w:pPr>
               <w:pStyle w:val="ListParagraph"/>
-              <w:spacing w:line="360" w:lineRule="auto"/>
               <w:ind w:left="0"/>
-              <w:jc w:val="both"/>
+              <w:jc w:val="center"/>
               <w:rPr>
                 <w:rFonts w:asciiTheme="majorBidi" w:hAnsiTheme="majorBidi" w:cstheme="majorBidi"/>
                 <w:bCs/>
@@ -4474,13 +5507,13 @@
         <w:tc>
           <w:tcPr>
             <w:tcW w:w="1842" w:type="dxa"/>
+            <w:vAlign w:val="center"/>
           </w:tcPr>
           <w:p>
             <w:pPr>
               <w:pStyle w:val="ListParagraph"/>
-              <w:spacing w:line="360" w:lineRule="auto"/>
               <w:ind w:left="0"/>
-              <w:jc w:val="both"/>
+              <w:jc w:val="center"/>
               <w:rPr>
                 <w:rFonts w:asciiTheme="majorBidi" w:hAnsiTheme="majorBidi" w:cstheme="majorBidi"/>
                 <w:bCs/>
@@ -4493,20 +5526,20 @@
                 <w:bCs/>
                 <w:lang w:val="id-ID"/>
               </w:rPr>
-              <w:t xml:space="preserve">Evaluasi </w:t>
+              <w:t>Evaluasi</w:t>
             </w:r>
           </w:p>
         </w:tc>
         <w:tc>
           <w:tcPr>
             <w:tcW w:w="851" w:type="dxa"/>
+            <w:vAlign w:val="center"/>
           </w:tcPr>
           <w:p>
             <w:pPr>
               <w:pStyle w:val="ListParagraph"/>
-              <w:spacing w:line="360" w:lineRule="auto"/>
               <w:ind w:left="0"/>
-              <w:jc w:val="both"/>
+              <w:jc w:val="center"/>
               <w:rPr>
                 <w:rFonts w:asciiTheme="majorBidi" w:hAnsiTheme="majorBidi" w:cstheme="majorBidi"/>
                 <w:bCs/>
@@ -4517,13 +5550,13 @@
         <w:tc>
           <w:tcPr>
             <w:tcW w:w="850" w:type="dxa"/>
+            <w:vAlign w:val="center"/>
           </w:tcPr>
           <w:p>
             <w:pPr>
               <w:pStyle w:val="ListParagraph"/>
-              <w:spacing w:line="360" w:lineRule="auto"/>
               <w:ind w:left="0"/>
-              <w:jc w:val="both"/>
+              <w:jc w:val="center"/>
               <w:rPr>
                 <w:rFonts w:asciiTheme="majorBidi" w:hAnsiTheme="majorBidi" w:cstheme="majorBidi"/>
                 <w:bCs/>
@@ -4534,13 +5567,13 @@
         <w:tc>
           <w:tcPr>
             <w:tcW w:w="851" w:type="dxa"/>
+            <w:vAlign w:val="center"/>
           </w:tcPr>
           <w:p>
             <w:pPr>
               <w:pStyle w:val="ListParagraph"/>
-              <w:spacing w:line="360" w:lineRule="auto"/>
               <w:ind w:left="0"/>
-              <w:jc w:val="both"/>
+              <w:jc w:val="center"/>
               <w:rPr>
                 <w:rFonts w:asciiTheme="majorBidi" w:hAnsiTheme="majorBidi" w:cstheme="majorBidi"/>
                 <w:bCs/>
@@ -4551,13 +5584,13 @@
         <w:tc>
           <w:tcPr>
             <w:tcW w:w="850" w:type="dxa"/>
+            <w:vAlign w:val="center"/>
           </w:tcPr>
           <w:p>
             <w:pPr>
               <w:pStyle w:val="ListParagraph"/>
-              <w:spacing w:line="360" w:lineRule="auto"/>
               <w:ind w:left="0"/>
-              <w:jc w:val="both"/>
+              <w:jc w:val="center"/>
               <w:rPr>
                 <w:rFonts w:asciiTheme="majorBidi" w:hAnsiTheme="majorBidi" w:cstheme="majorBidi"/>
                 <w:bCs/>
@@ -4569,13 +5602,13 @@
           <w:tcPr>
             <w:tcW w:w="851" w:type="dxa"/>
             <w:shd w:val="clear" w:color="auto" w:fill="00B050"/>
+            <w:vAlign w:val="center"/>
           </w:tcPr>
           <w:p>
             <w:pPr>
               <w:pStyle w:val="ListParagraph"/>
-              <w:spacing w:line="360" w:lineRule="auto"/>
               <w:ind w:left="0"/>
-              <w:jc w:val="both"/>
+              <w:jc w:val="center"/>
               <w:rPr>
                 <w:rFonts w:asciiTheme="majorBidi" w:hAnsiTheme="majorBidi" w:cstheme="majorBidi"/>
                 <w:bCs/>
@@ -4586,13 +5619,13 @@
         <w:tc>
           <w:tcPr>
             <w:tcW w:w="845" w:type="dxa"/>
+            <w:vAlign w:val="center"/>
           </w:tcPr>
           <w:p>
             <w:pPr>
               <w:pStyle w:val="ListParagraph"/>
-              <w:spacing w:line="360" w:lineRule="auto"/>
               <w:ind w:left="0"/>
-              <w:jc w:val="both"/>
+              <w:jc w:val="center"/>
               <w:rPr>
                 <w:rFonts w:asciiTheme="majorBidi" w:hAnsiTheme="majorBidi" w:cstheme="majorBidi"/>
                 <w:bCs/>
@@ -4605,13 +5638,13 @@
         <w:tc>
           <w:tcPr>
             <w:tcW w:w="704" w:type="dxa"/>
+            <w:vAlign w:val="center"/>
           </w:tcPr>
           <w:p>
             <w:pPr>
               <w:pStyle w:val="ListParagraph"/>
-              <w:spacing w:line="360" w:lineRule="auto"/>
               <w:ind w:left="0"/>
-              <w:jc w:val="both"/>
+              <w:jc w:val="center"/>
               <w:rPr>
                 <w:rFonts w:asciiTheme="majorBidi" w:hAnsiTheme="majorBidi" w:cstheme="majorBidi"/>
                 <w:bCs/>
@@ -4631,13 +5664,13 @@
         <w:tc>
           <w:tcPr>
             <w:tcW w:w="1842" w:type="dxa"/>
+            <w:vAlign w:val="center"/>
           </w:tcPr>
           <w:p>
             <w:pPr>
               <w:pStyle w:val="ListParagraph"/>
-              <w:spacing w:line="360" w:lineRule="auto"/>
               <w:ind w:left="0"/>
-              <w:jc w:val="both"/>
+              <w:jc w:val="center"/>
               <w:rPr>
                 <w:rFonts w:asciiTheme="majorBidi" w:hAnsiTheme="majorBidi" w:cstheme="majorBidi"/>
                 <w:bCs/>
@@ -4657,13 +5690,13 @@
         <w:tc>
           <w:tcPr>
             <w:tcW w:w="851" w:type="dxa"/>
+            <w:vAlign w:val="center"/>
           </w:tcPr>
           <w:p>
             <w:pPr>
               <w:pStyle w:val="ListParagraph"/>
-              <w:spacing w:line="360" w:lineRule="auto"/>
               <w:ind w:left="0"/>
-              <w:jc w:val="both"/>
+              <w:jc w:val="center"/>
               <w:rPr>
                 <w:rFonts w:asciiTheme="majorBidi" w:hAnsiTheme="majorBidi" w:cstheme="majorBidi"/>
                 <w:bCs/>
@@ -4674,13 +5707,13 @@
         <w:tc>
           <w:tcPr>
             <w:tcW w:w="850" w:type="dxa"/>
+            <w:vAlign w:val="center"/>
           </w:tcPr>
           <w:p>
             <w:pPr>
               <w:pStyle w:val="ListParagraph"/>
-              <w:spacing w:line="360" w:lineRule="auto"/>
               <w:ind w:left="0"/>
-              <w:jc w:val="both"/>
+              <w:jc w:val="center"/>
               <w:rPr>
                 <w:rFonts w:asciiTheme="majorBidi" w:hAnsiTheme="majorBidi" w:cstheme="majorBidi"/>
                 <w:bCs/>
@@ -4691,13 +5724,13 @@
         <w:tc>
           <w:tcPr>
             <w:tcW w:w="851" w:type="dxa"/>
+            <w:vAlign w:val="center"/>
           </w:tcPr>
           <w:p>
             <w:pPr>
               <w:pStyle w:val="ListParagraph"/>
-              <w:spacing w:line="360" w:lineRule="auto"/>
               <w:ind w:left="0"/>
-              <w:jc w:val="both"/>
+              <w:jc w:val="center"/>
               <w:rPr>
                 <w:rFonts w:asciiTheme="majorBidi" w:hAnsiTheme="majorBidi" w:cstheme="majorBidi"/>
                 <w:bCs/>
@@ -4708,13 +5741,13 @@
         <w:tc>
           <w:tcPr>
             <w:tcW w:w="850" w:type="dxa"/>
+            <w:vAlign w:val="center"/>
           </w:tcPr>
           <w:p>
             <w:pPr>
               <w:pStyle w:val="ListParagraph"/>
-              <w:spacing w:line="360" w:lineRule="auto"/>
               <w:ind w:left="0"/>
-              <w:jc w:val="both"/>
+              <w:jc w:val="center"/>
               <w:rPr>
                 <w:rFonts w:asciiTheme="majorBidi" w:hAnsiTheme="majorBidi" w:cstheme="majorBidi"/>
                 <w:bCs/>
@@ -4726,13 +5759,13 @@
           <w:tcPr>
             <w:tcW w:w="851" w:type="dxa"/>
             <w:shd w:val="clear" w:color="auto" w:fill="00B050"/>
+            <w:vAlign w:val="center"/>
           </w:tcPr>
           <w:p>
             <w:pPr>
               <w:pStyle w:val="ListParagraph"/>
-              <w:spacing w:line="360" w:lineRule="auto"/>
               <w:ind w:left="0"/>
-              <w:jc w:val="both"/>
+              <w:jc w:val="center"/>
               <w:rPr>
                 <w:rFonts w:asciiTheme="majorBidi" w:hAnsiTheme="majorBidi" w:cstheme="majorBidi"/>
                 <w:bCs/>
@@ -4744,13 +5777,13 @@
           <w:tcPr>
             <w:tcW w:w="845" w:type="dxa"/>
             <w:shd w:val="clear" w:color="auto" w:fill="00B050"/>
+            <w:vAlign w:val="center"/>
           </w:tcPr>
           <w:p>
             <w:pPr>
               <w:pStyle w:val="ListParagraph"/>
-              <w:spacing w:line="360" w:lineRule="auto"/>
               <w:ind w:left="0"/>
-              <w:jc w:val="both"/>
+              <w:jc w:val="center"/>
               <w:rPr>
                 <w:rFonts w:asciiTheme="majorBidi" w:hAnsiTheme="majorBidi" w:cstheme="majorBidi"/>
                 <w:bCs/>
@@ -4763,13 +5796,13 @@
         <w:tc>
           <w:tcPr>
             <w:tcW w:w="704" w:type="dxa"/>
+            <w:vAlign w:val="center"/>
           </w:tcPr>
           <w:p>
             <w:pPr>
               <w:pStyle w:val="ListParagraph"/>
-              <w:spacing w:line="360" w:lineRule="auto"/>
               <w:ind w:left="0"/>
-              <w:jc w:val="both"/>
+              <w:jc w:val="center"/>
               <w:rPr>
                 <w:rFonts w:asciiTheme="majorBidi" w:hAnsiTheme="majorBidi" w:cstheme="majorBidi"/>
                 <w:bCs/>
@@ -4789,13 +5822,13 @@
         <w:tc>
           <w:tcPr>
             <w:tcW w:w="1842" w:type="dxa"/>
+            <w:vAlign w:val="center"/>
           </w:tcPr>
           <w:p>
             <w:pPr>
               <w:pStyle w:val="ListParagraph"/>
-              <w:spacing w:line="360" w:lineRule="auto"/>
               <w:ind w:left="0"/>
-              <w:jc w:val="both"/>
+              <w:jc w:val="center"/>
               <w:rPr>
                 <w:rFonts w:asciiTheme="majorBidi" w:hAnsiTheme="majorBidi" w:cstheme="majorBidi"/>
                 <w:bCs/>
@@ -4808,20 +5841,20 @@
                 <w:bCs/>
                 <w:lang w:val="id-ID"/>
               </w:rPr>
-              <w:t xml:space="preserve">Seminar </w:t>
+              <w:t>Seminar</w:t>
             </w:r>
           </w:p>
         </w:tc>
         <w:tc>
           <w:tcPr>
             <w:tcW w:w="851" w:type="dxa"/>
+            <w:vAlign w:val="center"/>
           </w:tcPr>
           <w:p>
             <w:pPr>
               <w:pStyle w:val="ListParagraph"/>
-              <w:spacing w:line="360" w:lineRule="auto"/>
               <w:ind w:left="0"/>
-              <w:jc w:val="both"/>
+              <w:jc w:val="center"/>
               <w:rPr>
                 <w:rFonts w:asciiTheme="majorBidi" w:hAnsiTheme="majorBidi" w:cstheme="majorBidi"/>
                 <w:bCs/>
@@ -4832,13 +5865,13 @@
         <w:tc>
           <w:tcPr>
             <w:tcW w:w="850" w:type="dxa"/>
+            <w:vAlign w:val="center"/>
           </w:tcPr>
           <w:p>
             <w:pPr>
               <w:pStyle w:val="ListParagraph"/>
-              <w:spacing w:line="360" w:lineRule="auto"/>
               <w:ind w:left="0"/>
-              <w:jc w:val="both"/>
+              <w:jc w:val="center"/>
               <w:rPr>
                 <w:rFonts w:asciiTheme="majorBidi" w:hAnsiTheme="majorBidi" w:cstheme="majorBidi"/>
                 <w:bCs/>
@@ -4849,13 +5882,13 @@
         <w:tc>
           <w:tcPr>
             <w:tcW w:w="851" w:type="dxa"/>
+            <w:vAlign w:val="center"/>
           </w:tcPr>
           <w:p>
             <w:pPr>
               <w:pStyle w:val="ListParagraph"/>
-              <w:spacing w:line="360" w:lineRule="auto"/>
               <w:ind w:left="0"/>
-              <w:jc w:val="both"/>
+              <w:jc w:val="center"/>
               <w:rPr>
                 <w:rFonts w:asciiTheme="majorBidi" w:hAnsiTheme="majorBidi" w:cstheme="majorBidi"/>
                 <w:bCs/>
@@ -4866,13 +5899,13 @@
         <w:tc>
           <w:tcPr>
             <w:tcW w:w="850" w:type="dxa"/>
+            <w:vAlign w:val="center"/>
           </w:tcPr>
           <w:p>
             <w:pPr>
               <w:pStyle w:val="ListParagraph"/>
-              <w:spacing w:line="360" w:lineRule="auto"/>
               <w:ind w:left="0"/>
-              <w:jc w:val="both"/>
+              <w:jc w:val="center"/>
               <w:rPr>
                 <w:rFonts w:asciiTheme="majorBidi" w:hAnsiTheme="majorBidi" w:cstheme="majorBidi"/>
                 <w:bCs/>
@@ -4883,13 +5916,13 @@
         <w:tc>
           <w:tcPr>
             <w:tcW w:w="851" w:type="dxa"/>
+            <w:vAlign w:val="center"/>
           </w:tcPr>
           <w:p>
             <w:pPr>
               <w:pStyle w:val="ListParagraph"/>
-              <w:spacing w:line="360" w:lineRule="auto"/>
               <w:ind w:left="0"/>
-              <w:jc w:val="both"/>
+              <w:jc w:val="center"/>
               <w:rPr>
                 <w:rFonts w:asciiTheme="majorBidi" w:hAnsiTheme="majorBidi" w:cstheme="majorBidi"/>
                 <w:bCs/>
@@ -4901,13 +5934,13 @@
           <w:tcPr>
             <w:tcW w:w="845" w:type="dxa"/>
             <w:shd w:val="clear" w:color="auto" w:fill="00B050"/>
+            <w:vAlign w:val="center"/>
           </w:tcPr>
           <w:p>
             <w:pPr>
               <w:pStyle w:val="ListParagraph"/>
-              <w:spacing w:line="360" w:lineRule="auto"/>
               <w:ind w:left="0"/>
-              <w:jc w:val="both"/>
+              <w:jc w:val="center"/>
               <w:rPr>
                 <w:rFonts w:asciiTheme="majorBidi" w:hAnsiTheme="majorBidi" w:cstheme="majorBidi"/>
                 <w:bCs/>
@@ -5227,7 +6260,32 @@
     <w:p>
       <w:pPr>
         <w:spacing w:after="0" w:line="360" w:lineRule="auto"/>
-        <w:ind w:left="283"/>
+        <w:jc w:val="both"/>
+        <w:rPr>
+          <w:rFonts w:asciiTheme="majorBidi" w:hAnsiTheme="majorBidi" w:cstheme="majorBidi"/>
+          <w:iCs/>
+          <w:sz w:val="24"/>
+          <w:szCs w:val="24"/>
+          <w:lang w:val="id-ID"/>
+        </w:rPr>
+      </w:pPr>
+    </w:p>
+    <w:p>
+      <w:pPr>
+        <w:spacing w:after="0" w:line="360" w:lineRule="auto"/>
+        <w:jc w:val="both"/>
+        <w:rPr>
+          <w:rFonts w:asciiTheme="majorBidi" w:hAnsiTheme="majorBidi" w:cstheme="majorBidi"/>
+          <w:iCs/>
+          <w:sz w:val="24"/>
+          <w:szCs w:val="24"/>
+          <w:lang w:val="id-ID"/>
+        </w:rPr>
+      </w:pPr>
+    </w:p>
+    <w:p>
+      <w:pPr>
+        <w:spacing w:after="0" w:line="360" w:lineRule="auto"/>
         <w:jc w:val="both"/>
         <w:rPr>
           <w:rFonts w:asciiTheme="majorBidi" w:hAnsiTheme="majorBidi" w:cstheme="majorBidi"/>
@@ -5675,6 +6733,92 @@
     </w:lvl>
   </w:abstractNum>
   <w:abstractNum w:abstractNumId="1" w15:restartNumberingAfterBreak="0">
+    <w:nsid w:val="037E32B3"/>
+    <w:multiLevelType w:val="hybridMultilevel"/>
+    <w:tmpl w:val="4EE65082"/>
+    <w:lvl w:ilvl="0" w:tplc="04210019">
+      <w:start w:val="1"/>
+      <w:numFmt w:val="lowerLetter"/>
+      <w:lvlText w:val="%1."/>
+      <w:lvlJc w:val="left"/>
+      <w:pPr>
+        <w:ind w:left="1429" w:hanging="360"/>
+      </w:pPr>
+    </w:lvl>
+    <w:lvl w:ilvl="1" w:tplc="04210019" w:tentative="1">
+      <w:start w:val="1"/>
+      <w:numFmt w:val="lowerLetter"/>
+      <w:lvlText w:val="%2."/>
+      <w:lvlJc w:val="left"/>
+      <w:pPr>
+        <w:ind w:left="2149" w:hanging="360"/>
+      </w:pPr>
+    </w:lvl>
+    <w:lvl w:ilvl="2" w:tplc="0421001B" w:tentative="1">
+      <w:start w:val="1"/>
+      <w:numFmt w:val="lowerRoman"/>
+      <w:lvlText w:val="%3."/>
+      <w:lvlJc w:val="right"/>
+      <w:pPr>
+        <w:ind w:left="2869" w:hanging="180"/>
+      </w:pPr>
+    </w:lvl>
+    <w:lvl w:ilvl="3" w:tplc="0421000F" w:tentative="1">
+      <w:start w:val="1"/>
+      <w:numFmt w:val="decimal"/>
+      <w:lvlText w:val="%4."/>
+      <w:lvlJc w:val="left"/>
+      <w:pPr>
+        <w:ind w:left="3589" w:hanging="360"/>
+      </w:pPr>
+    </w:lvl>
+    <w:lvl w:ilvl="4" w:tplc="04210019" w:tentative="1">
+      <w:start w:val="1"/>
+      <w:numFmt w:val="lowerLetter"/>
+      <w:lvlText w:val="%5."/>
+      <w:lvlJc w:val="left"/>
+      <w:pPr>
+        <w:ind w:left="4309" w:hanging="360"/>
+      </w:pPr>
+    </w:lvl>
+    <w:lvl w:ilvl="5" w:tplc="0421001B" w:tentative="1">
+      <w:start w:val="1"/>
+      <w:numFmt w:val="lowerRoman"/>
+      <w:lvlText w:val="%6."/>
+      <w:lvlJc w:val="right"/>
+      <w:pPr>
+        <w:ind w:left="5029" w:hanging="180"/>
+      </w:pPr>
+    </w:lvl>
+    <w:lvl w:ilvl="6" w:tplc="0421000F" w:tentative="1">
+      <w:start w:val="1"/>
+      <w:numFmt w:val="decimal"/>
+      <w:lvlText w:val="%7."/>
+      <w:lvlJc w:val="left"/>
+      <w:pPr>
+        <w:ind w:left="5749" w:hanging="360"/>
+      </w:pPr>
+    </w:lvl>
+    <w:lvl w:ilvl="7" w:tplc="04210019" w:tentative="1">
+      <w:start w:val="1"/>
+      <w:numFmt w:val="lowerLetter"/>
+      <w:lvlText w:val="%8."/>
+      <w:lvlJc w:val="left"/>
+      <w:pPr>
+        <w:ind w:left="6469" w:hanging="360"/>
+      </w:pPr>
+    </w:lvl>
+    <w:lvl w:ilvl="8" w:tplc="0421001B" w:tentative="1">
+      <w:start w:val="1"/>
+      <w:numFmt w:val="lowerRoman"/>
+      <w:lvlText w:val="%9."/>
+      <w:lvlJc w:val="right"/>
+      <w:pPr>
+        <w:ind w:left="7189" w:hanging="180"/>
+      </w:pPr>
+    </w:lvl>
+  </w:abstractNum>
+  <w:abstractNum w:abstractNumId="2" w15:restartNumberingAfterBreak="0">
     <w:nsid w:val="0722521B"/>
     <w:multiLevelType w:val="hybridMultilevel"/>
     <w:tmpl w:val="3DFA1870"/>
@@ -5760,7 +6904,93 @@
       </w:pPr>
     </w:lvl>
   </w:abstractNum>
-  <w:abstractNum w:abstractNumId="2" w15:restartNumberingAfterBreak="0">
+  <w:abstractNum w:abstractNumId="3" w15:restartNumberingAfterBreak="0">
+    <w:nsid w:val="118B4679"/>
+    <w:multiLevelType w:val="hybridMultilevel"/>
+    <w:tmpl w:val="90A69B0A"/>
+    <w:lvl w:ilvl="0" w:tplc="04210011">
+      <w:start w:val="1"/>
+      <w:numFmt w:val="decimal"/>
+      <w:lvlText w:val="%1)"/>
+      <w:lvlJc w:val="left"/>
+      <w:pPr>
+        <w:ind w:left="2149" w:hanging="360"/>
+      </w:pPr>
+    </w:lvl>
+    <w:lvl w:ilvl="1" w:tplc="04210019" w:tentative="1">
+      <w:start w:val="1"/>
+      <w:numFmt w:val="lowerLetter"/>
+      <w:lvlText w:val="%2."/>
+      <w:lvlJc w:val="left"/>
+      <w:pPr>
+        <w:ind w:left="2869" w:hanging="360"/>
+      </w:pPr>
+    </w:lvl>
+    <w:lvl w:ilvl="2" w:tplc="0421001B" w:tentative="1">
+      <w:start w:val="1"/>
+      <w:numFmt w:val="lowerRoman"/>
+      <w:lvlText w:val="%3."/>
+      <w:lvlJc w:val="right"/>
+      <w:pPr>
+        <w:ind w:left="3589" w:hanging="180"/>
+      </w:pPr>
+    </w:lvl>
+    <w:lvl w:ilvl="3" w:tplc="0421000F" w:tentative="1">
+      <w:start w:val="1"/>
+      <w:numFmt w:val="decimal"/>
+      <w:lvlText w:val="%4."/>
+      <w:lvlJc w:val="left"/>
+      <w:pPr>
+        <w:ind w:left="4309" w:hanging="360"/>
+      </w:pPr>
+    </w:lvl>
+    <w:lvl w:ilvl="4" w:tplc="04210019" w:tentative="1">
+      <w:start w:val="1"/>
+      <w:numFmt w:val="lowerLetter"/>
+      <w:lvlText w:val="%5."/>
+      <w:lvlJc w:val="left"/>
+      <w:pPr>
+        <w:ind w:left="5029" w:hanging="360"/>
+      </w:pPr>
+    </w:lvl>
+    <w:lvl w:ilvl="5" w:tplc="0421001B" w:tentative="1">
+      <w:start w:val="1"/>
+      <w:numFmt w:val="lowerRoman"/>
+      <w:lvlText w:val="%6."/>
+      <w:lvlJc w:val="right"/>
+      <w:pPr>
+        <w:ind w:left="5749" w:hanging="180"/>
+      </w:pPr>
+    </w:lvl>
+    <w:lvl w:ilvl="6" w:tplc="0421000F" w:tentative="1">
+      <w:start w:val="1"/>
+      <w:numFmt w:val="decimal"/>
+      <w:lvlText w:val="%7."/>
+      <w:lvlJc w:val="left"/>
+      <w:pPr>
+        <w:ind w:left="6469" w:hanging="360"/>
+      </w:pPr>
+    </w:lvl>
+    <w:lvl w:ilvl="7" w:tplc="04210019" w:tentative="1">
+      <w:start w:val="1"/>
+      <w:numFmt w:val="lowerLetter"/>
+      <w:lvlText w:val="%8."/>
+      <w:lvlJc w:val="left"/>
+      <w:pPr>
+        <w:ind w:left="7189" w:hanging="360"/>
+      </w:pPr>
+    </w:lvl>
+    <w:lvl w:ilvl="8" w:tplc="0421001B" w:tentative="1">
+      <w:start w:val="1"/>
+      <w:numFmt w:val="lowerRoman"/>
+      <w:lvlText w:val="%9."/>
+      <w:lvlJc w:val="right"/>
+      <w:pPr>
+        <w:ind w:left="7909" w:hanging="180"/>
+      </w:pPr>
+    </w:lvl>
+  </w:abstractNum>
+  <w:abstractNum w:abstractNumId="4" w15:restartNumberingAfterBreak="0">
     <w:nsid w:val="127663D2"/>
     <w:multiLevelType w:val="hybridMultilevel"/>
     <w:tmpl w:val="44DE5B4E"/>
@@ -5849,7 +7079,7 @@
       </w:pPr>
     </w:lvl>
   </w:abstractNum>
-  <w:abstractNum w:abstractNumId="3" w15:restartNumberingAfterBreak="0">
+  <w:abstractNum w:abstractNumId="5" w15:restartNumberingAfterBreak="0">
     <w:nsid w:val="15DD61CA"/>
     <w:multiLevelType w:val="hybridMultilevel"/>
     <w:tmpl w:val="77AA497E"/>
@@ -5962,7 +7192,7 @@
       </w:pPr>
     </w:lvl>
   </w:abstractNum>
-  <w:abstractNum w:abstractNumId="4" w15:restartNumberingAfterBreak="0">
+  <w:abstractNum w:abstractNumId="6" w15:restartNumberingAfterBreak="0">
     <w:nsid w:val="1B6D6B80"/>
     <w:multiLevelType w:val="hybridMultilevel"/>
     <w:tmpl w:val="DCD6AC08"/>
@@ -6048,7 +7278,7 @@
       </w:pPr>
     </w:lvl>
   </w:abstractNum>
-  <w:abstractNum w:abstractNumId="5" w15:restartNumberingAfterBreak="0">
+  <w:abstractNum w:abstractNumId="7" w15:restartNumberingAfterBreak="0">
     <w:nsid w:val="1EAF5AF8"/>
     <w:multiLevelType w:val="hybridMultilevel"/>
     <w:tmpl w:val="40346990"/>
@@ -6134,7 +7364,7 @@
       </w:pPr>
     </w:lvl>
   </w:abstractNum>
-  <w:abstractNum w:abstractNumId="6" w15:restartNumberingAfterBreak="0">
+  <w:abstractNum w:abstractNumId="8" w15:restartNumberingAfterBreak="0">
     <w:nsid w:val="1FB239FC"/>
     <w:multiLevelType w:val="hybridMultilevel"/>
     <w:tmpl w:val="022CB8F6"/>
@@ -6223,7 +7453,7 @@
       </w:pPr>
     </w:lvl>
   </w:abstractNum>
-  <w:abstractNum w:abstractNumId="7" w15:restartNumberingAfterBreak="0">
+  <w:abstractNum w:abstractNumId="9" w15:restartNumberingAfterBreak="0">
     <w:nsid w:val="230F3B94"/>
     <w:multiLevelType w:val="hybridMultilevel"/>
     <w:tmpl w:val="1B20E974"/>
@@ -6314,7 +7544,7 @@
       </w:pPr>
     </w:lvl>
   </w:abstractNum>
-  <w:abstractNum w:abstractNumId="8" w15:restartNumberingAfterBreak="0">
+  <w:abstractNum w:abstractNumId="10" w15:restartNumberingAfterBreak="0">
     <w:nsid w:val="29317D99"/>
     <w:multiLevelType w:val="hybridMultilevel"/>
     <w:tmpl w:val="F544E854"/>
@@ -6404,7 +7634,7 @@
       </w:pPr>
     </w:lvl>
   </w:abstractNum>
-  <w:abstractNum w:abstractNumId="9" w15:restartNumberingAfterBreak="0">
+  <w:abstractNum w:abstractNumId="11" w15:restartNumberingAfterBreak="0">
     <w:nsid w:val="308F136F"/>
     <w:multiLevelType w:val="hybridMultilevel"/>
     <w:tmpl w:val="91ECAC3A"/>
@@ -6496,7 +7726,7 @@
       </w:pPr>
     </w:lvl>
   </w:abstractNum>
-  <w:abstractNum w:abstractNumId="10" w15:restartNumberingAfterBreak="0">
+  <w:abstractNum w:abstractNumId="12" w15:restartNumberingAfterBreak="0">
     <w:nsid w:val="314200BA"/>
     <w:multiLevelType w:val="hybridMultilevel"/>
     <w:tmpl w:val="2BEA12CA"/>
@@ -6585,7 +7815,93 @@
       </w:pPr>
     </w:lvl>
   </w:abstractNum>
-  <w:abstractNum w:abstractNumId="11" w15:restartNumberingAfterBreak="0">
+  <w:abstractNum w:abstractNumId="13" w15:restartNumberingAfterBreak="0">
+    <w:nsid w:val="3361554A"/>
+    <w:multiLevelType w:val="hybridMultilevel"/>
+    <w:tmpl w:val="4EE65082"/>
+    <w:lvl w:ilvl="0" w:tplc="04210019">
+      <w:start w:val="1"/>
+      <w:numFmt w:val="lowerLetter"/>
+      <w:lvlText w:val="%1."/>
+      <w:lvlJc w:val="left"/>
+      <w:pPr>
+        <w:ind w:left="1429" w:hanging="360"/>
+      </w:pPr>
+    </w:lvl>
+    <w:lvl w:ilvl="1" w:tplc="04210019" w:tentative="1">
+      <w:start w:val="1"/>
+      <w:numFmt w:val="lowerLetter"/>
+      <w:lvlText w:val="%2."/>
+      <w:lvlJc w:val="left"/>
+      <w:pPr>
+        <w:ind w:left="2149" w:hanging="360"/>
+      </w:pPr>
+    </w:lvl>
+    <w:lvl w:ilvl="2" w:tplc="0421001B" w:tentative="1">
+      <w:start w:val="1"/>
+      <w:numFmt w:val="lowerRoman"/>
+      <w:lvlText w:val="%3."/>
+      <w:lvlJc w:val="right"/>
+      <w:pPr>
+        <w:ind w:left="2869" w:hanging="180"/>
+      </w:pPr>
+    </w:lvl>
+    <w:lvl w:ilvl="3" w:tplc="0421000F" w:tentative="1">
+      <w:start w:val="1"/>
+      <w:numFmt w:val="decimal"/>
+      <w:lvlText w:val="%4."/>
+      <w:lvlJc w:val="left"/>
+      <w:pPr>
+        <w:ind w:left="3589" w:hanging="360"/>
+      </w:pPr>
+    </w:lvl>
+    <w:lvl w:ilvl="4" w:tplc="04210019" w:tentative="1">
+      <w:start w:val="1"/>
+      <w:numFmt w:val="lowerLetter"/>
+      <w:lvlText w:val="%5."/>
+      <w:lvlJc w:val="left"/>
+      <w:pPr>
+        <w:ind w:left="4309" w:hanging="360"/>
+      </w:pPr>
+    </w:lvl>
+    <w:lvl w:ilvl="5" w:tplc="0421001B" w:tentative="1">
+      <w:start w:val="1"/>
+      <w:numFmt w:val="lowerRoman"/>
+      <w:lvlText w:val="%6."/>
+      <w:lvlJc w:val="right"/>
+      <w:pPr>
+        <w:ind w:left="5029" w:hanging="180"/>
+      </w:pPr>
+    </w:lvl>
+    <w:lvl w:ilvl="6" w:tplc="0421000F" w:tentative="1">
+      <w:start w:val="1"/>
+      <w:numFmt w:val="decimal"/>
+      <w:lvlText w:val="%7."/>
+      <w:lvlJc w:val="left"/>
+      <w:pPr>
+        <w:ind w:left="5749" w:hanging="360"/>
+      </w:pPr>
+    </w:lvl>
+    <w:lvl w:ilvl="7" w:tplc="04210019" w:tentative="1">
+      <w:start w:val="1"/>
+      <w:numFmt w:val="lowerLetter"/>
+      <w:lvlText w:val="%8."/>
+      <w:lvlJc w:val="left"/>
+      <w:pPr>
+        <w:ind w:left="6469" w:hanging="360"/>
+      </w:pPr>
+    </w:lvl>
+    <w:lvl w:ilvl="8" w:tplc="0421001B" w:tentative="1">
+      <w:start w:val="1"/>
+      <w:numFmt w:val="lowerRoman"/>
+      <w:lvlText w:val="%9."/>
+      <w:lvlJc w:val="right"/>
+      <w:pPr>
+        <w:ind w:left="7189" w:hanging="180"/>
+      </w:pPr>
+    </w:lvl>
+  </w:abstractNum>
+  <w:abstractNum w:abstractNumId="14" w15:restartNumberingAfterBreak="0">
     <w:nsid w:val="3EDC34CD"/>
     <w:multiLevelType w:val="hybridMultilevel"/>
     <w:tmpl w:val="1B806DC8"/>
@@ -6705,7 +8021,7 @@
       </w:pPr>
     </w:lvl>
   </w:abstractNum>
-  <w:abstractNum w:abstractNumId="12" w15:restartNumberingAfterBreak="0">
+  <w:abstractNum w:abstractNumId="15" w15:restartNumberingAfterBreak="0">
     <w:nsid w:val="53F64AC3"/>
     <w:multiLevelType w:val="hybridMultilevel"/>
     <w:tmpl w:val="AE44FEC4"/>
@@ -6794,7 +8110,7 @@
       </w:pPr>
     </w:lvl>
   </w:abstractNum>
-  <w:abstractNum w:abstractNumId="13" w15:restartNumberingAfterBreak="0">
+  <w:abstractNum w:abstractNumId="16" w15:restartNumberingAfterBreak="0">
     <w:nsid w:val="597D6663"/>
     <w:multiLevelType w:val="multilevel"/>
     <w:tmpl w:val="6CB4A3CA"/>
@@ -6907,7 +8223,7 @@
       </w:rPr>
     </w:lvl>
   </w:abstractNum>
-  <w:abstractNum w:abstractNumId="14" w15:restartNumberingAfterBreak="0">
+  <w:abstractNum w:abstractNumId="17" w15:restartNumberingAfterBreak="0">
     <w:nsid w:val="5CA74BB2"/>
     <w:multiLevelType w:val="hybridMultilevel"/>
     <w:tmpl w:val="3E8C0C98"/>
@@ -6993,7 +8309,7 @@
       </w:pPr>
     </w:lvl>
   </w:abstractNum>
-  <w:abstractNum w:abstractNumId="15" w15:restartNumberingAfterBreak="0">
+  <w:abstractNum w:abstractNumId="18" w15:restartNumberingAfterBreak="0">
     <w:nsid w:val="6682631E"/>
     <w:multiLevelType w:val="hybridMultilevel"/>
     <w:tmpl w:val="A4D03F04"/>
@@ -7074,7 +8390,93 @@
       </w:rPr>
     </w:lvl>
   </w:abstractNum>
-  <w:abstractNum w:abstractNumId="16" w15:restartNumberingAfterBreak="0">
+  <w:abstractNum w:abstractNumId="19" w15:restartNumberingAfterBreak="0">
+    <w:nsid w:val="6A4E7EB4"/>
+    <w:multiLevelType w:val="hybridMultilevel"/>
+    <w:tmpl w:val="41C20C28"/>
+    <w:lvl w:ilvl="0" w:tplc="04210011">
+      <w:start w:val="1"/>
+      <w:numFmt w:val="decimal"/>
+      <w:lvlText w:val="%1)"/>
+      <w:lvlJc w:val="left"/>
+      <w:pPr>
+        <w:ind w:left="2149" w:hanging="360"/>
+      </w:pPr>
+    </w:lvl>
+    <w:lvl w:ilvl="1" w:tplc="04210019" w:tentative="1">
+      <w:start w:val="1"/>
+      <w:numFmt w:val="lowerLetter"/>
+      <w:lvlText w:val="%2."/>
+      <w:lvlJc w:val="left"/>
+      <w:pPr>
+        <w:ind w:left="2869" w:hanging="360"/>
+      </w:pPr>
+    </w:lvl>
+    <w:lvl w:ilvl="2" w:tplc="0421001B" w:tentative="1">
+      <w:start w:val="1"/>
+      <w:numFmt w:val="lowerRoman"/>
+      <w:lvlText w:val="%3."/>
+      <w:lvlJc w:val="right"/>
+      <w:pPr>
+        <w:ind w:left="3589" w:hanging="180"/>
+      </w:pPr>
+    </w:lvl>
+    <w:lvl w:ilvl="3" w:tplc="0421000F" w:tentative="1">
+      <w:start w:val="1"/>
+      <w:numFmt w:val="decimal"/>
+      <w:lvlText w:val="%4."/>
+      <w:lvlJc w:val="left"/>
+      <w:pPr>
+        <w:ind w:left="4309" w:hanging="360"/>
+      </w:pPr>
+    </w:lvl>
+    <w:lvl w:ilvl="4" w:tplc="04210019" w:tentative="1">
+      <w:start w:val="1"/>
+      <w:numFmt w:val="lowerLetter"/>
+      <w:lvlText w:val="%5."/>
+      <w:lvlJc w:val="left"/>
+      <w:pPr>
+        <w:ind w:left="5029" w:hanging="360"/>
+      </w:pPr>
+    </w:lvl>
+    <w:lvl w:ilvl="5" w:tplc="0421001B" w:tentative="1">
+      <w:start w:val="1"/>
+      <w:numFmt w:val="lowerRoman"/>
+      <w:lvlText w:val="%6."/>
+      <w:lvlJc w:val="right"/>
+      <w:pPr>
+        <w:ind w:left="5749" w:hanging="180"/>
+      </w:pPr>
+    </w:lvl>
+    <w:lvl w:ilvl="6" w:tplc="0421000F" w:tentative="1">
+      <w:start w:val="1"/>
+      <w:numFmt w:val="decimal"/>
+      <w:lvlText w:val="%7."/>
+      <w:lvlJc w:val="left"/>
+      <w:pPr>
+        <w:ind w:left="6469" w:hanging="360"/>
+      </w:pPr>
+    </w:lvl>
+    <w:lvl w:ilvl="7" w:tplc="04210019" w:tentative="1">
+      <w:start w:val="1"/>
+      <w:numFmt w:val="lowerLetter"/>
+      <w:lvlText w:val="%8."/>
+      <w:lvlJc w:val="left"/>
+      <w:pPr>
+        <w:ind w:left="7189" w:hanging="360"/>
+      </w:pPr>
+    </w:lvl>
+    <w:lvl w:ilvl="8" w:tplc="0421001B" w:tentative="1">
+      <w:start w:val="1"/>
+      <w:numFmt w:val="lowerRoman"/>
+      <w:lvlText w:val="%9."/>
+      <w:lvlJc w:val="right"/>
+      <w:pPr>
+        <w:ind w:left="7909" w:hanging="180"/>
+      </w:pPr>
+    </w:lvl>
+  </w:abstractNum>
+  <w:abstractNum w:abstractNumId="20" w15:restartNumberingAfterBreak="0">
     <w:nsid w:val="750473FB"/>
     <w:multiLevelType w:val="multilevel"/>
     <w:tmpl w:val="8BDE4048"/>
@@ -7187,7 +8589,7 @@
       </w:rPr>
     </w:lvl>
   </w:abstractNum>
-  <w:abstractNum w:abstractNumId="17" w15:restartNumberingAfterBreak="0">
+  <w:abstractNum w:abstractNumId="21" w15:restartNumberingAfterBreak="0">
     <w:nsid w:val="7ACE7404"/>
     <w:multiLevelType w:val="hybridMultilevel"/>
     <w:tmpl w:val="50B6C3DC"/>
@@ -7277,52 +8679,52 @@
     </w:lvl>
   </w:abstractNum>
   <w:num w:numId="1">
+    <w:abstractNumId w:val="11"/>
+  </w:num>
+  <w:num w:numId="2">
+    <w:abstractNumId w:val="20"/>
+  </w:num>
+  <w:num w:numId="3">
+    <w:abstractNumId w:val="17"/>
+  </w:num>
+  <w:num w:numId="4">
+    <w:abstractNumId w:val="21"/>
+  </w:num>
+  <w:num w:numId="5">
     <w:abstractNumId w:val="9"/>
   </w:num>
-  <w:num w:numId="2">
-    <w:abstractNumId w:val="16"/>
-  </w:num>
-  <w:num w:numId="3">
-    <w:abstractNumId w:val="14"/>
-  </w:num>
-  <w:num w:numId="4">
-    <w:abstractNumId w:val="17"/>
-  </w:num>
-  <w:num w:numId="5">
-    <w:abstractNumId w:val="7"/>
-  </w:num>
   <w:num w:numId="6">
-    <w:abstractNumId w:val="3"/>
+    <w:abstractNumId w:val="5"/>
   </w:num>
   <w:num w:numId="7">
+    <w:abstractNumId w:val="4"/>
+  </w:num>
+  <w:num w:numId="8">
+    <w:abstractNumId w:val="10"/>
+  </w:num>
+  <w:num w:numId="9">
+    <w:abstractNumId w:val="12"/>
+  </w:num>
+  <w:num w:numId="10">
     <w:abstractNumId w:val="2"/>
   </w:num>
-  <w:num w:numId="8">
+  <w:num w:numId="11">
     <w:abstractNumId w:val="8"/>
-  </w:num>
-  <w:num w:numId="9">
-    <w:abstractNumId w:val="10"/>
-  </w:num>
-  <w:num w:numId="10">
-    <w:abstractNumId w:val="1"/>
-  </w:num>
-  <w:num w:numId="11">
-    <w:abstractNumId w:val="6"/>
   </w:num>
   <w:num w:numId="12">
     <w:abstractNumId w:val="0"/>
   </w:num>
   <w:num w:numId="13">
+    <w:abstractNumId w:val="18"/>
+  </w:num>
+  <w:num w:numId="14">
+    <w:abstractNumId w:val="14"/>
+  </w:num>
+  <w:num w:numId="15">
     <w:abstractNumId w:val="15"/>
   </w:num>
-  <w:num w:numId="14">
-    <w:abstractNumId w:val="11"/>
-  </w:num>
-  <w:num w:numId="15">
-    <w:abstractNumId w:val="12"/>
-  </w:num>
   <w:num w:numId="16">
-    <w:abstractNumId w:val="13"/>
+    <w:abstractNumId w:val="16"/>
     <w:lvlOverride w:ilvl="0">
       <w:startOverride w:val="1"/>
     </w:lvlOverride>
@@ -7352,10 +8754,22 @@
     </w:lvlOverride>
   </w:num>
   <w:num w:numId="17">
-    <w:abstractNumId w:val="5"/>
+    <w:abstractNumId w:val="7"/>
   </w:num>
   <w:num w:numId="18">
-    <w:abstractNumId w:val="4"/>
+    <w:abstractNumId w:val="6"/>
+  </w:num>
+  <w:num w:numId="19">
+    <w:abstractNumId w:val="13"/>
+  </w:num>
+  <w:num w:numId="20">
+    <w:abstractNumId w:val="3"/>
+  </w:num>
+  <w:num w:numId="21">
+    <w:abstractNumId w:val="19"/>
+  </w:num>
+  <w:num w:numId="22">
+    <w:abstractNumId w:val="1"/>
   </w:num>
 </w:numbering>
 </file>
@@ -8243,7 +9657,7 @@
 </file>
 
 <file path=customXml/itemProps1.xml><?xml version="1.0" encoding="utf-8"?>
-<ds:datastoreItem xmlns:ds="http://schemas.openxmlformats.org/officeDocument/2006/customXml" ds:itemID="{B499015E-5839-45C7-985B-2248123535BD}">
+<ds:datastoreItem xmlns:ds="http://schemas.openxmlformats.org/officeDocument/2006/customXml" ds:itemID="{E679DEDC-6463-48E3-B4B9-9CC7798D2855}">
   <ds:schemaRefs>
     <ds:schemaRef ds:uri="http://schemas.openxmlformats.org/officeDocument/2006/bibliography"/>
   </ds:schemaRefs>
